--- a/Fase 1/Evidencias Individuales/Jorge_Curiqueo__1.2_APT122_DiarioReflexionFase1.docx
+++ b/Fase 1/Evidencias Individuales/Jorge_Curiqueo__1.2_APT122_DiarioReflexionFase1.docx
@@ -1,6 +1,6 @@
 
 <file path=word/document.xml><?xml version="1.0" encoding="utf-8"?>
-<w:document xmlns:wpc="http://schemas.microsoft.com/office/word/2010/wordprocessingCanvas" xmlns:cx="http://schemas.microsoft.com/office/drawing/2014/chartex" xmlns:cx1="http://schemas.microsoft.com/office/drawing/2015/9/8/chartex" xmlns:cx2="http://schemas.microsoft.com/office/drawing/2015/10/21/chartex" xmlns:cx3="http://schemas.microsoft.com/office/drawing/2016/5/9/chartex" xmlns:cx4="http://schemas.microsoft.com/office/drawing/2016/5/10/chartex" xmlns:cx5="http://schemas.microsoft.com/office/drawing/2016/5/11/chartex" xmlns:cx6="http://schemas.microsoft.com/office/drawing/2016/5/12/chartex" xmlns:cx7="http://schemas.microsoft.com/office/drawing/2016/5/13/chartex" xmlns:cx8="http://schemas.microsoft.com/office/drawing/2016/5/14/chartex" xmlns:mc="http://schemas.openxmlformats.org/markup-compatibility/2006" xmlns:aink="http://schemas.microsoft.com/office/drawing/2016/ink" xmlns:am3d="http://schemas.microsoft.com/office/drawing/2017/model3d" xmlns:o="urn:schemas-microsoft-com:office:office" xmlns:oel="http://schemas.microsoft.com/office/2019/extlst" xmlns:r="http://schemas.openxmlformats.org/officeDocument/2006/relationships" xmlns:m="http://schemas.openxmlformats.org/officeDocument/2006/math" xmlns:v="urn:schemas-microsoft-com:vml" xmlns:wp14="http://schemas.microsoft.com/office/word/2010/wordprocessingDrawing" xmlns:wp="http://schemas.openxmlformats.org/drawingml/2006/wordprocessingDrawing" xmlns:w10="urn:schemas-microsoft-com:office:word" xmlns:w="http://schemas.openxmlformats.org/wordprocessingml/2006/main" xmlns:w14="http://schemas.microsoft.com/office/word/2010/wordml" xmlns:w15="http://schemas.microsoft.com/office/word/2012/wordml" xmlns:w16cex="http://schemas.microsoft.com/office/word/2018/wordml/cex" xmlns:w16cid="http://schemas.microsoft.com/office/word/2016/wordml/cid" xmlns:w16="http://schemas.microsoft.com/office/word/2018/wordml" xmlns:w16du="http://schemas.microsoft.com/office/word/2023/wordml/word16du" xmlns:w16sdtdh="http://schemas.microsoft.com/office/word/2020/wordml/sdtdatahash" xmlns:w16sdtfl="http://schemas.microsoft.com/office/word/2024/wordml/sdtformatlock" xmlns:w16se="http://schemas.microsoft.com/office/word/2015/wordml/symex" xmlns:wpg="http://schemas.microsoft.com/office/word/2010/wordprocessingGroup" xmlns:wpi="http://schemas.microsoft.com/office/word/2010/wordprocessingInk" xmlns:wne="http://schemas.microsoft.com/office/word/2006/wordml" xmlns:wps="http://schemas.microsoft.com/office/word/2010/wordprocessingShape" mc:Ignorable="w14 w15 w16se w16cid w16 w16cex w16sdtdh w16sdtfl w16du wp14">
+<w:document xmlns:wpc="http://schemas.microsoft.com/office/word/2010/wordprocessingCanvas" xmlns:cx="http://schemas.microsoft.com/office/drawing/2014/chartex" xmlns:cx1="http://schemas.microsoft.com/office/drawing/2015/9/8/chartex" xmlns:cx2="http://schemas.microsoft.com/office/drawing/2015/10/21/chartex" xmlns:cx3="http://schemas.microsoft.com/office/drawing/2016/5/9/chartex" xmlns:cx4="http://schemas.microsoft.com/office/drawing/2016/5/10/chartex" xmlns:cx5="http://schemas.microsoft.com/office/drawing/2016/5/11/chartex" xmlns:cx6="http://schemas.microsoft.com/office/drawing/2016/5/12/chartex" xmlns:cx7="http://schemas.microsoft.com/office/drawing/2016/5/13/chartex" xmlns:cx8="http://schemas.microsoft.com/office/drawing/2016/5/14/chartex" xmlns:mc="http://schemas.openxmlformats.org/markup-compatibility/2006" xmlns:aink="http://schemas.microsoft.com/office/drawing/2016/ink" xmlns:am3d="http://schemas.microsoft.com/office/drawing/2017/model3d" xmlns:o="urn:schemas-microsoft-com:office:office" xmlns:r="http://schemas.openxmlformats.org/officeDocument/2006/relationships" xmlns:m="http://schemas.openxmlformats.org/officeDocument/2006/math" xmlns:v="urn:schemas-microsoft-com:vml" xmlns:wp14="http://schemas.microsoft.com/office/word/2010/wordprocessingDrawing" xmlns:wp="http://schemas.openxmlformats.org/drawingml/2006/wordprocessingDrawing" xmlns:w10="urn:schemas-microsoft-com:office:word" xmlns:w="http://schemas.openxmlformats.org/wordprocessingml/2006/main" xmlns:w14="http://schemas.microsoft.com/office/word/2010/wordml" xmlns:w15="http://schemas.microsoft.com/office/word/2012/wordml" xmlns:w16cex="http://schemas.microsoft.com/office/word/2018/wordml/cex" xmlns:w16cid="http://schemas.microsoft.com/office/word/2016/wordml/cid" xmlns:w16="http://schemas.microsoft.com/office/word/2018/wordml" xmlns:w16sdtdh="http://schemas.microsoft.com/office/word/2020/wordml/sdtdatahash" xmlns:w16se="http://schemas.microsoft.com/office/word/2015/wordml/symex" xmlns:wpg="http://schemas.microsoft.com/office/word/2010/wordprocessingGroup" xmlns:wpi="http://schemas.microsoft.com/office/word/2010/wordprocessingInk" xmlns:wne="http://schemas.microsoft.com/office/word/2006/wordml" xmlns:wps="http://schemas.microsoft.com/office/word/2010/wordprocessingShape" mc:Ignorable="w14 w15 w16se w16cid w16 w16cex w16sdtdh wp14">
   <w:body>
     <w:p/>
     <w:tbl>
@@ -368,45 +368,113 @@
               </w:rPr>
               <w:t>Principalmente el ramo de “</w:t>
             </w:r>
-            <w:proofErr w:type="spellStart"/>
-            <w:r>
-              <w:rPr>
-                <w:rFonts w:eastAsiaTheme="majorEastAsia"/>
-                <w:color w:val="767171" w:themeColor="background2" w:themeShade="80"/>
-                <w:sz w:val="24"/>
-                <w:szCs w:val="24"/>
-              </w:rPr>
-              <w:t>Ingenieria</w:t>
-            </w:r>
-            <w:proofErr w:type="spellEnd"/>
-            <w:r>
-              <w:rPr>
-                <w:rFonts w:eastAsiaTheme="majorEastAsia"/>
-                <w:color w:val="767171" w:themeColor="background2" w:themeShade="80"/>
-                <w:sz w:val="24"/>
-                <w:szCs w:val="24"/>
-              </w:rPr>
-              <w:t xml:space="preserve"> de Soluciones con Inteligencia Artificial” ya que me gustó el proceso de creación de una </w:t>
-            </w:r>
-            <w:proofErr w:type="spellStart"/>
-            <w:r>
-              <w:rPr>
-                <w:rFonts w:eastAsiaTheme="majorEastAsia"/>
-                <w:color w:val="767171" w:themeColor="background2" w:themeShade="80"/>
-                <w:sz w:val="24"/>
-                <w:szCs w:val="24"/>
-              </w:rPr>
-              <w:t>ia</w:t>
-            </w:r>
-            <w:proofErr w:type="spellEnd"/>
-            <w:r>
-              <w:rPr>
-                <w:rFonts w:eastAsiaTheme="majorEastAsia"/>
-                <w:color w:val="767171" w:themeColor="background2" w:themeShade="80"/>
-                <w:sz w:val="24"/>
-                <w:szCs w:val="24"/>
-              </w:rPr>
-              <w:t xml:space="preserve"> y todos sus puntos en este proceso, también “Minería de Datos” un poco por la creación y revisión de los datos para ver tendencias y demás. Otro seria lo de documentación como “Gestión de Proyectos informáticos” por cómo es tan importante tener claro este aspecto para poder llevar a flote un proyecto, similar con “Gestión de Riesgos”. </w:t>
+            <w:r>
+              <w:rPr>
+                <w:rFonts w:eastAsiaTheme="majorEastAsia"/>
+                <w:color w:val="767171" w:themeColor="background2" w:themeShade="80"/>
+                <w:sz w:val="24"/>
+                <w:szCs w:val="24"/>
+              </w:rPr>
+              <w:t>Ingeniería</w:t>
+            </w:r>
+            <w:r>
+              <w:rPr>
+                <w:rFonts w:eastAsiaTheme="majorEastAsia"/>
+                <w:color w:val="767171" w:themeColor="background2" w:themeShade="80"/>
+                <w:sz w:val="24"/>
+                <w:szCs w:val="24"/>
+              </w:rPr>
+              <w:t xml:space="preserve"> de Soluciones con Inteligencia Artificial”</w:t>
+            </w:r>
+            <w:r>
+              <w:rPr>
+                <w:rFonts w:eastAsiaTheme="majorEastAsia"/>
+                <w:color w:val="767171" w:themeColor="background2" w:themeShade="80"/>
+                <w:sz w:val="24"/>
+                <w:szCs w:val="24"/>
+              </w:rPr>
+              <w:t xml:space="preserve">, </w:t>
+            </w:r>
+            <w:r>
+              <w:rPr>
+                <w:rFonts w:eastAsiaTheme="majorEastAsia"/>
+                <w:color w:val="767171" w:themeColor="background2" w:themeShade="80"/>
+                <w:sz w:val="24"/>
+                <w:szCs w:val="24"/>
+              </w:rPr>
+              <w:t xml:space="preserve">ya que me gustó el proceso de creación de una </w:t>
+            </w:r>
+            <w:r>
+              <w:rPr>
+                <w:rFonts w:eastAsiaTheme="majorEastAsia"/>
+                <w:color w:val="767171" w:themeColor="background2" w:themeShade="80"/>
+                <w:sz w:val="24"/>
+                <w:szCs w:val="24"/>
+              </w:rPr>
+              <w:t>IA</w:t>
+            </w:r>
+            <w:r>
+              <w:rPr>
+                <w:rFonts w:eastAsiaTheme="majorEastAsia"/>
+                <w:color w:val="767171" w:themeColor="background2" w:themeShade="80"/>
+                <w:sz w:val="24"/>
+                <w:szCs w:val="24"/>
+              </w:rPr>
+              <w:t xml:space="preserve"> y todos sus puntos en este proceso, también “Minería de Datos”</w:t>
+            </w:r>
+            <w:r>
+              <w:rPr>
+                <w:rFonts w:eastAsiaTheme="majorEastAsia"/>
+                <w:color w:val="767171" w:themeColor="background2" w:themeShade="80"/>
+                <w:sz w:val="24"/>
+                <w:szCs w:val="24"/>
+              </w:rPr>
+              <w:t>,</w:t>
+            </w:r>
+            <w:r>
+              <w:rPr>
+                <w:rFonts w:eastAsiaTheme="majorEastAsia"/>
+                <w:color w:val="767171" w:themeColor="background2" w:themeShade="80"/>
+                <w:sz w:val="24"/>
+                <w:szCs w:val="24"/>
+              </w:rPr>
+              <w:t xml:space="preserve"> un poco por la creación y revisión de los datos para ver tendencias y demás. Otro ser</w:t>
+            </w:r>
+            <w:r>
+              <w:rPr>
+                <w:rFonts w:eastAsiaTheme="majorEastAsia"/>
+                <w:color w:val="767171" w:themeColor="background2" w:themeShade="80"/>
+                <w:sz w:val="24"/>
+                <w:szCs w:val="24"/>
+              </w:rPr>
+              <w:t>í</w:t>
+            </w:r>
+            <w:r>
+              <w:rPr>
+                <w:rFonts w:eastAsiaTheme="majorEastAsia"/>
+                <w:color w:val="767171" w:themeColor="background2" w:themeShade="80"/>
+                <w:sz w:val="24"/>
+                <w:szCs w:val="24"/>
+              </w:rPr>
+              <w:t xml:space="preserve">a lo de documentación como “Gestión de Proyectos </w:t>
+            </w:r>
+            <w:r>
+              <w:rPr>
+                <w:rFonts w:eastAsiaTheme="majorEastAsia"/>
+                <w:color w:val="767171" w:themeColor="background2" w:themeShade="80"/>
+                <w:sz w:val="24"/>
+                <w:szCs w:val="24"/>
+              </w:rPr>
+              <w:t>I</w:t>
+            </w:r>
+            <w:r>
+              <w:rPr>
+                <w:rFonts w:eastAsiaTheme="majorEastAsia"/>
+                <w:color w:val="767171" w:themeColor="background2" w:themeShade="80"/>
+                <w:sz w:val="24"/>
+                <w:szCs w:val="24"/>
+              </w:rPr>
+              <w:t xml:space="preserve">nformáticos” por cómo es tan importante tener claro este aspecto para poder llevar a flote un proyecto, similar con “Gestión de Riesgos”. </w:t>
             </w:r>
           </w:p>
           <w:p>
@@ -507,27 +575,34 @@
                 <w:sz w:val="24"/>
                 <w:szCs w:val="24"/>
               </w:rPr>
-              <w:t xml:space="preserve">Son importantes porque dan un </w:t>
-            </w:r>
-            <w:proofErr w:type="spellStart"/>
-            <w:r>
-              <w:rPr>
-                <w:rFonts w:eastAsiaTheme="majorEastAsia"/>
-                <w:color w:val="767171" w:themeColor="background2" w:themeShade="80"/>
-                <w:sz w:val="24"/>
-                <w:szCs w:val="24"/>
-              </w:rPr>
-              <w:t>puntapie</w:t>
-            </w:r>
-            <w:proofErr w:type="spellEnd"/>
-            <w:r>
-              <w:rPr>
-                <w:rFonts w:eastAsiaTheme="majorEastAsia"/>
-                <w:color w:val="767171" w:themeColor="background2" w:themeShade="80"/>
-                <w:sz w:val="24"/>
-                <w:szCs w:val="24"/>
-              </w:rPr>
-              <w:t xml:space="preserve"> inicial para que tener algo que demuestre nuestros conocimientos en cosas como el CV  y demás.</w:t>
+              <w:t>Son importantes porque dan un puntapi</w:t>
+            </w:r>
+            <w:r>
+              <w:rPr>
+                <w:rFonts w:eastAsiaTheme="majorEastAsia"/>
+                <w:color w:val="767171" w:themeColor="background2" w:themeShade="80"/>
+                <w:sz w:val="24"/>
+                <w:szCs w:val="24"/>
+              </w:rPr>
+              <w:t>é</w:t>
+            </w:r>
+            <w:r>
+              <w:rPr>
+                <w:rFonts w:eastAsiaTheme="majorEastAsia"/>
+                <w:color w:val="767171" w:themeColor="background2" w:themeShade="80"/>
+                <w:sz w:val="24"/>
+                <w:szCs w:val="24"/>
+              </w:rPr>
+              <w:t xml:space="preserve"> inicial para tener algo que demuestre nuestros conocimientos en cosas como el CV</w:t>
+            </w:r>
+            <w:r>
+              <w:rPr>
+                <w:rFonts w:eastAsiaTheme="majorEastAsia"/>
+                <w:color w:val="767171" w:themeColor="background2" w:themeShade="80"/>
+                <w:sz w:val="24"/>
+                <w:szCs w:val="24"/>
+              </w:rPr>
+              <w:t>, etc.</w:t>
             </w:r>
           </w:p>
           <w:p>
@@ -930,7 +1005,79 @@
                 <w:sz w:val="24"/>
                 <w:szCs w:val="24"/>
               </w:rPr>
-              <w:t xml:space="preserve"> también siento que los tengo mas trabajados y serian fortalezas. Las consultas a bases de datos y la escritura en general de código sin la ayuda de una IA serian mis mayores problemas ya que me cuesta demasiado poder formular un bloque de código sin tener que consultar o hacer </w:t>
+              <w:t xml:space="preserve"> también siento que los tengo m</w:t>
+            </w:r>
+            <w:r>
+              <w:rPr>
+                <w:rFonts w:eastAsiaTheme="majorEastAsia"/>
+                <w:color w:val="767171" w:themeColor="background2" w:themeShade="80"/>
+                <w:sz w:val="24"/>
+                <w:szCs w:val="24"/>
+              </w:rPr>
+              <w:t>á</w:t>
+            </w:r>
+            <w:r>
+              <w:rPr>
+                <w:rFonts w:eastAsiaTheme="majorEastAsia"/>
+                <w:color w:val="767171" w:themeColor="background2" w:themeShade="80"/>
+                <w:sz w:val="24"/>
+                <w:szCs w:val="24"/>
+              </w:rPr>
+              <w:t>s trabajados y ser</w:t>
+            </w:r>
+            <w:r>
+              <w:rPr>
+                <w:rFonts w:eastAsiaTheme="majorEastAsia"/>
+                <w:color w:val="767171" w:themeColor="background2" w:themeShade="80"/>
+                <w:sz w:val="24"/>
+                <w:szCs w:val="24"/>
+              </w:rPr>
+              <w:t>í</w:t>
+            </w:r>
+            <w:r>
+              <w:rPr>
+                <w:rFonts w:eastAsiaTheme="majorEastAsia"/>
+                <w:color w:val="767171" w:themeColor="background2" w:themeShade="80"/>
+                <w:sz w:val="24"/>
+                <w:szCs w:val="24"/>
+              </w:rPr>
+              <w:t>an fortalezas. Las consultas a bases de datos y la escritura en general de código sin la ayuda de una IA ser</w:t>
+            </w:r>
+            <w:r>
+              <w:rPr>
+                <w:rFonts w:eastAsiaTheme="majorEastAsia"/>
+                <w:color w:val="767171" w:themeColor="background2" w:themeShade="80"/>
+                <w:sz w:val="24"/>
+                <w:szCs w:val="24"/>
+              </w:rPr>
+              <w:t>í</w:t>
+            </w:r>
+            <w:r>
+              <w:rPr>
+                <w:rFonts w:eastAsiaTheme="majorEastAsia"/>
+                <w:color w:val="767171" w:themeColor="background2" w:themeShade="80"/>
+                <w:sz w:val="24"/>
+                <w:szCs w:val="24"/>
+              </w:rPr>
+              <w:t>an mis mayores problemas</w:t>
+            </w:r>
+            <w:r>
+              <w:rPr>
+                <w:rFonts w:eastAsiaTheme="majorEastAsia"/>
+                <w:color w:val="767171" w:themeColor="background2" w:themeShade="80"/>
+                <w:sz w:val="24"/>
+                <w:szCs w:val="24"/>
+              </w:rPr>
+              <w:t>,</w:t>
+            </w:r>
+            <w:r>
+              <w:rPr>
+                <w:rFonts w:eastAsiaTheme="majorEastAsia"/>
+                <w:color w:val="767171" w:themeColor="background2" w:themeShade="80"/>
+                <w:sz w:val="24"/>
+                <w:szCs w:val="24"/>
+              </w:rPr>
+              <w:t xml:space="preserve"> ya que me cuesta demasiado poder formular un bloque de código sin tener que consultar o hacer </w:t>
             </w:r>
             <w:proofErr w:type="spellStart"/>
             <w:r>
@@ -940,7 +1087,16 @@
                 <w:sz w:val="24"/>
                 <w:szCs w:val="24"/>
               </w:rPr>
-              <w:t>Prompt</w:t>
+              <w:t>p</w:t>
+            </w:r>
+            <w:r>
+              <w:rPr>
+                <w:rFonts w:eastAsiaTheme="majorEastAsia"/>
+                <w:color w:val="767171" w:themeColor="background2" w:themeShade="80"/>
+                <w:sz w:val="24"/>
+                <w:szCs w:val="24"/>
+              </w:rPr>
+              <w:t>rompt</w:t>
             </w:r>
             <w:proofErr w:type="spellEnd"/>
             <w:r>
@@ -960,7 +1116,16 @@
                 <w:sz w:val="24"/>
                 <w:szCs w:val="24"/>
               </w:rPr>
-              <w:t>Engineering</w:t>
+              <w:t>e</w:t>
+            </w:r>
+            <w:r>
+              <w:rPr>
+                <w:rFonts w:eastAsiaTheme="majorEastAsia"/>
+                <w:color w:val="767171" w:themeColor="background2" w:themeShade="80"/>
+                <w:sz w:val="24"/>
+                <w:szCs w:val="24"/>
+              </w:rPr>
+              <w:t>ngineering</w:t>
             </w:r>
             <w:proofErr w:type="spellEnd"/>
             <w:r>
@@ -970,6 +1135,15 @@
                 <w:sz w:val="24"/>
                 <w:szCs w:val="24"/>
               </w:rPr>
+              <w:t>.</w:t>
+            </w:r>
+            <w:r>
+              <w:rPr>
+                <w:rFonts w:eastAsiaTheme="majorEastAsia"/>
+                <w:color w:val="767171" w:themeColor="background2" w:themeShade="80"/>
+                <w:sz w:val="24"/>
+                <w:szCs w:val="24"/>
+              </w:rPr>
               <w:t xml:space="preserve"> (creo que así se le dice </w:t>
             </w:r>
             <w:proofErr w:type="spellStart"/>
@@ -991,6 +1165,15 @@
                 <w:szCs w:val="24"/>
               </w:rPr>
               <w:t>)</w:t>
+            </w:r>
+            <w:r>
+              <w:rPr>
+                <w:rFonts w:eastAsiaTheme="majorEastAsia"/>
+                <w:color w:val="767171" w:themeColor="background2" w:themeShade="80"/>
+                <w:sz w:val="24"/>
+                <w:szCs w:val="24"/>
+              </w:rPr>
+              <w:t>.</w:t>
             </w:r>
           </w:p>
           <w:p>
@@ -1415,7 +1598,25 @@
                 <w:sz w:val="24"/>
                 <w:szCs w:val="24"/>
               </w:rPr>
-              <w:t>Los que son respecto a la creación de IA o análisis de datos. Lo de la documentación va en todo así que es un plus.</w:t>
+              <w:t>Los que son respecto a la creación de IA o análisis de datos. Lo de la documentación va en todo</w:t>
+            </w:r>
+            <w:r>
+              <w:rPr>
+                <w:rFonts w:eastAsiaTheme="majorEastAsia"/>
+                <w:color w:val="767171" w:themeColor="background2" w:themeShade="80"/>
+                <w:sz w:val="24"/>
+                <w:szCs w:val="24"/>
+              </w:rPr>
+              <w:t>,</w:t>
+            </w:r>
+            <w:r>
+              <w:rPr>
+                <w:rFonts w:eastAsiaTheme="majorEastAsia"/>
+                <w:color w:val="767171" w:themeColor="background2" w:themeShade="80"/>
+                <w:sz w:val="24"/>
+                <w:szCs w:val="24"/>
+              </w:rPr>
+              <w:t xml:space="preserve"> así que es un plus.</w:t>
             </w:r>
           </w:p>
           <w:p>
@@ -1538,17 +1739,15 @@
               </w:rPr>
               <w:t xml:space="preserve">Las mencionadas previamente, las consultas de bases de datos se me complican bastante y el codear sin una </w:t>
             </w:r>
-            <w:proofErr w:type="spellStart"/>
-            <w:r>
-              <w:rPr>
-                <w:rFonts w:eastAsiaTheme="majorEastAsia"/>
-                <w:color w:val="767171" w:themeColor="background2" w:themeShade="80"/>
-                <w:sz w:val="24"/>
-                <w:szCs w:val="24"/>
-              </w:rPr>
-              <w:t>ia</w:t>
-            </w:r>
-            <w:proofErr w:type="spellEnd"/>
+            <w:r>
+              <w:rPr>
+                <w:rFonts w:eastAsiaTheme="majorEastAsia"/>
+                <w:color w:val="767171" w:themeColor="background2" w:themeShade="80"/>
+                <w:sz w:val="24"/>
+                <w:szCs w:val="24"/>
+              </w:rPr>
+              <w:t>IA</w:t>
+            </w:r>
             <w:r>
               <w:rPr>
                 <w:rFonts w:eastAsiaTheme="majorEastAsia"/>
@@ -1712,6 +1911,213 @@
                 <w:szCs w:val="24"/>
               </w:rPr>
             </w:pPr>
+            <w:r>
+              <w:rPr>
+                <w:rFonts w:eastAsiaTheme="majorEastAsia"/>
+                <w:color w:val="767171" w:themeColor="background2" w:themeShade="80"/>
+                <w:sz w:val="24"/>
+                <w:szCs w:val="24"/>
+              </w:rPr>
+              <w:t>P</w:t>
+            </w:r>
+            <w:r>
+              <w:rPr>
+                <w:rFonts w:eastAsiaTheme="majorEastAsia"/>
+                <w:color w:val="767171" w:themeColor="background2" w:themeShade="80"/>
+                <w:sz w:val="24"/>
+                <w:szCs w:val="24"/>
+              </w:rPr>
+              <w:t>rincipalmente creo que lo que me gustaría ser</w:t>
+            </w:r>
+            <w:r>
+              <w:rPr>
+                <w:rFonts w:eastAsiaTheme="majorEastAsia"/>
+                <w:color w:val="767171" w:themeColor="background2" w:themeShade="80"/>
+                <w:sz w:val="24"/>
+                <w:szCs w:val="24"/>
+              </w:rPr>
+              <w:t>í</w:t>
+            </w:r>
+            <w:r>
+              <w:rPr>
+                <w:rFonts w:eastAsiaTheme="majorEastAsia"/>
+                <w:color w:val="767171" w:themeColor="background2" w:themeShade="80"/>
+                <w:sz w:val="24"/>
+                <w:szCs w:val="24"/>
+              </w:rPr>
+              <w:t>a poder estar en un proyecto referente a mis fortalezas antes mencionadas</w:t>
+            </w:r>
+            <w:r>
+              <w:rPr>
+                <w:rFonts w:eastAsiaTheme="majorEastAsia"/>
+                <w:color w:val="767171" w:themeColor="background2" w:themeShade="80"/>
+                <w:sz w:val="24"/>
+                <w:szCs w:val="24"/>
+              </w:rPr>
+              <w:t>,</w:t>
+            </w:r>
+            <w:r>
+              <w:rPr>
+                <w:rFonts w:eastAsiaTheme="majorEastAsia"/>
+                <w:color w:val="767171" w:themeColor="background2" w:themeShade="80"/>
+                <w:sz w:val="24"/>
+                <w:szCs w:val="24"/>
+              </w:rPr>
+              <w:t xml:space="preserve"> en </w:t>
+            </w:r>
+            <w:r>
+              <w:rPr>
+                <w:rFonts w:eastAsiaTheme="majorEastAsia"/>
+                <w:color w:val="767171" w:themeColor="background2" w:themeShade="80"/>
+                <w:sz w:val="24"/>
+                <w:szCs w:val="24"/>
+              </w:rPr>
+              <w:t>el</w:t>
+            </w:r>
+            <w:r>
+              <w:rPr>
+                <w:rFonts w:eastAsiaTheme="majorEastAsia"/>
+                <w:color w:val="767171" w:themeColor="background2" w:themeShade="80"/>
+                <w:sz w:val="24"/>
+                <w:szCs w:val="24"/>
+              </w:rPr>
+              <w:t xml:space="preserve"> </w:t>
+            </w:r>
+            <w:r>
+              <w:rPr>
+                <w:rFonts w:eastAsiaTheme="majorEastAsia"/>
+                <w:color w:val="767171" w:themeColor="background2" w:themeShade="80"/>
+                <w:sz w:val="24"/>
+                <w:szCs w:val="24"/>
+              </w:rPr>
+              <w:t xml:space="preserve">cuales pueda estar seguro </w:t>
+            </w:r>
+            <w:r>
+              <w:rPr>
+                <w:rFonts w:eastAsiaTheme="majorEastAsia"/>
+                <w:color w:val="767171" w:themeColor="background2" w:themeShade="80"/>
+                <w:sz w:val="24"/>
+                <w:szCs w:val="24"/>
+              </w:rPr>
+              <w:t xml:space="preserve">de </w:t>
+            </w:r>
+            <w:r>
+              <w:rPr>
+                <w:rFonts w:eastAsiaTheme="majorEastAsia"/>
+                <w:color w:val="767171" w:themeColor="background2" w:themeShade="80"/>
+                <w:sz w:val="24"/>
+                <w:szCs w:val="24"/>
+              </w:rPr>
+              <w:t>que mi aprendizaje estos años no fue en vano</w:t>
+            </w:r>
+            <w:r>
+              <w:rPr>
+                <w:rFonts w:eastAsiaTheme="majorEastAsia"/>
+                <w:color w:val="767171" w:themeColor="background2" w:themeShade="80"/>
+                <w:sz w:val="24"/>
+                <w:szCs w:val="24"/>
+              </w:rPr>
+              <w:t>,</w:t>
+            </w:r>
+            <w:r>
+              <w:rPr>
+                <w:rFonts w:eastAsiaTheme="majorEastAsia"/>
+                <w:color w:val="767171" w:themeColor="background2" w:themeShade="80"/>
+                <w:sz w:val="24"/>
+                <w:szCs w:val="24"/>
+              </w:rPr>
+              <w:t xml:space="preserve"> o quizás en proyecto</w:t>
+            </w:r>
+            <w:r>
+              <w:rPr>
+                <w:rFonts w:eastAsiaTheme="majorEastAsia"/>
+                <w:color w:val="767171" w:themeColor="background2" w:themeShade="80"/>
+                <w:sz w:val="24"/>
+                <w:szCs w:val="24"/>
+              </w:rPr>
+              <w:t>s</w:t>
+            </w:r>
+            <w:r>
+              <w:rPr>
+                <w:rFonts w:eastAsiaTheme="majorEastAsia"/>
+                <w:color w:val="767171" w:themeColor="background2" w:themeShade="80"/>
+                <w:sz w:val="24"/>
+                <w:szCs w:val="24"/>
+              </w:rPr>
+              <w:t xml:space="preserve"> los cuales sean mis puntos débiles</w:t>
+            </w:r>
+            <w:r>
+              <w:rPr>
+                <w:rFonts w:eastAsiaTheme="majorEastAsia"/>
+                <w:color w:val="767171" w:themeColor="background2" w:themeShade="80"/>
+                <w:sz w:val="24"/>
+                <w:szCs w:val="24"/>
+              </w:rPr>
+              <w:t>,</w:t>
+            </w:r>
+            <w:r>
+              <w:rPr>
+                <w:rFonts w:eastAsiaTheme="majorEastAsia"/>
+                <w:color w:val="767171" w:themeColor="background2" w:themeShade="80"/>
+                <w:sz w:val="24"/>
+                <w:szCs w:val="24"/>
+              </w:rPr>
+              <w:t xml:space="preserve"> pero poder desenvolverme perfecto en ellos o al</w:t>
+            </w:r>
+            <w:r>
+              <w:rPr>
+                <w:rFonts w:eastAsiaTheme="majorEastAsia"/>
+                <w:color w:val="767171" w:themeColor="background2" w:themeShade="80"/>
+                <w:sz w:val="24"/>
+                <w:szCs w:val="24"/>
+              </w:rPr>
+              <w:t xml:space="preserve"> </w:t>
+            </w:r>
+            <w:r>
+              <w:rPr>
+                <w:rFonts w:eastAsiaTheme="majorEastAsia"/>
+                <w:color w:val="767171" w:themeColor="background2" w:themeShade="80"/>
+                <w:sz w:val="24"/>
+                <w:szCs w:val="24"/>
+              </w:rPr>
+              <w:t>menos sin muchos contratiempos. M</w:t>
+            </w:r>
+            <w:r>
+              <w:rPr>
+                <w:rFonts w:eastAsiaTheme="majorEastAsia"/>
+                <w:color w:val="767171" w:themeColor="background2" w:themeShade="80"/>
+                <w:sz w:val="24"/>
+                <w:szCs w:val="24"/>
+              </w:rPr>
+              <w:t>á</w:t>
+            </w:r>
+            <w:r>
+              <w:rPr>
+                <w:rFonts w:eastAsiaTheme="majorEastAsia"/>
+                <w:color w:val="767171" w:themeColor="background2" w:themeShade="80"/>
+                <w:sz w:val="24"/>
+                <w:szCs w:val="24"/>
+              </w:rPr>
+              <w:t>s que nada</w:t>
+            </w:r>
+            <w:r>
+              <w:rPr>
+                <w:rFonts w:eastAsiaTheme="majorEastAsia"/>
+                <w:color w:val="767171" w:themeColor="background2" w:themeShade="80"/>
+                <w:sz w:val="24"/>
+                <w:szCs w:val="24"/>
+              </w:rPr>
+              <w:t>,</w:t>
+            </w:r>
+            <w:r>
+              <w:rPr>
+                <w:rFonts w:eastAsiaTheme="majorEastAsia"/>
+                <w:color w:val="767171" w:themeColor="background2" w:themeShade="80"/>
+                <w:sz w:val="24"/>
+                <w:szCs w:val="24"/>
+              </w:rPr>
+              <w:t xml:space="preserve"> es referente a mi mentalidad derrotista o de que siempre estoy mal, quiero poder demostrarme que me equivoco y si soy capaz de levantar proyectos o realizar tareas que se ven infernales sin mayores contratiempos (como el </w:t>
+            </w:r>
             <w:proofErr w:type="spellStart"/>
             <w:r>
               <w:rPr>
@@ -1720,7 +2126,7 @@
                 <w:sz w:val="24"/>
                 <w:szCs w:val="24"/>
               </w:rPr>
-              <w:t>Hmm</w:t>
+              <w:t>Capstone</w:t>
             </w:r>
             <w:proofErr w:type="spellEnd"/>
             <w:r>
@@ -1730,56 +2136,25 @@
                 <w:sz w:val="24"/>
                 <w:szCs w:val="24"/>
               </w:rPr>
-              <w:t xml:space="preserve"> principalmente creo que lo que me gustaría seria poder estar en un proyecto referente a mis fortalezas antes mencionadas en los </w:t>
-            </w:r>
-            <w:r>
-              <w:rPr>
-                <w:rFonts w:eastAsiaTheme="majorEastAsia"/>
-                <w:color w:val="767171" w:themeColor="background2" w:themeShade="80"/>
-                <w:sz w:val="24"/>
-                <w:szCs w:val="24"/>
-              </w:rPr>
-              <w:t xml:space="preserve">cuales pueda estar seguro que mi aprendizaje estos años no fue en vano o quizás en proyecto los cuales sean mis puntos débiles pero poder desenvolverme perfecto en ellos o </w:t>
-            </w:r>
-            <w:proofErr w:type="spellStart"/>
-            <w:r>
-              <w:rPr>
-                <w:rFonts w:eastAsiaTheme="majorEastAsia"/>
-                <w:color w:val="767171" w:themeColor="background2" w:themeShade="80"/>
-                <w:sz w:val="24"/>
-                <w:szCs w:val="24"/>
-              </w:rPr>
-              <w:t>almenos</w:t>
-            </w:r>
-            <w:proofErr w:type="spellEnd"/>
-            <w:r>
-              <w:rPr>
-                <w:rFonts w:eastAsiaTheme="majorEastAsia"/>
-                <w:color w:val="767171" w:themeColor="background2" w:themeShade="80"/>
-                <w:sz w:val="24"/>
-                <w:szCs w:val="24"/>
-              </w:rPr>
-              <w:t xml:space="preserve"> sin muchos contratiempos. Mas que nada es referente a mi mentalidad derrotista o de que siempre estoy mal, quiero poder demostrarme que me equivoco y si soy capaz de levantar proyectos o realizar tareas que se ven infernales sin mayores contratiempos (como el </w:t>
-            </w:r>
-            <w:proofErr w:type="spellStart"/>
-            <w:r>
-              <w:rPr>
-                <w:rFonts w:eastAsiaTheme="majorEastAsia"/>
-                <w:color w:val="767171" w:themeColor="background2" w:themeShade="80"/>
-                <w:sz w:val="24"/>
-                <w:szCs w:val="24"/>
-              </w:rPr>
-              <w:t>Capstone</w:t>
-            </w:r>
-            <w:proofErr w:type="spellEnd"/>
-            <w:r>
-              <w:rPr>
-                <w:rFonts w:eastAsiaTheme="majorEastAsia"/>
-                <w:color w:val="767171" w:themeColor="background2" w:themeShade="80"/>
-                <w:sz w:val="24"/>
-                <w:szCs w:val="24"/>
-              </w:rPr>
-              <w:t xml:space="preserve"> por ejemplo)</w:t>
+              <w:t xml:space="preserve">, </w:t>
+            </w:r>
+            <w:r>
+              <w:rPr>
+                <w:rFonts w:eastAsiaTheme="majorEastAsia"/>
+                <w:color w:val="767171" w:themeColor="background2" w:themeShade="80"/>
+                <w:sz w:val="24"/>
+                <w:szCs w:val="24"/>
+              </w:rPr>
+              <w:t>por ejemplo)</w:t>
+            </w:r>
+            <w:r>
+              <w:rPr>
+                <w:rFonts w:eastAsiaTheme="majorEastAsia"/>
+                <w:color w:val="767171" w:themeColor="background2" w:themeShade="80"/>
+                <w:sz w:val="24"/>
+                <w:szCs w:val="24"/>
+              </w:rPr>
+              <w:t>.</w:t>
             </w:r>
           </w:p>
           <w:p>
@@ -2081,7 +2456,61 @@
                 <w:sz w:val="24"/>
                 <w:szCs w:val="24"/>
               </w:rPr>
-              <w:t xml:space="preserve">El ultimo si, referente a una web de compra y diseño de vestidos por la carrera de mi hermana. Tenia planteado ocupar una inteligencia artificial como apoyo para la misma con un sistema similar al que se implementará en el </w:t>
+              <w:t xml:space="preserve">El </w:t>
+            </w:r>
+            <w:r>
+              <w:rPr>
+                <w:rFonts w:eastAsiaTheme="majorEastAsia"/>
+                <w:color w:val="767171" w:themeColor="background2" w:themeShade="80"/>
+                <w:sz w:val="24"/>
+                <w:szCs w:val="24"/>
+              </w:rPr>
+              <w:t>ú</w:t>
+            </w:r>
+            <w:r>
+              <w:rPr>
+                <w:rFonts w:eastAsiaTheme="majorEastAsia"/>
+                <w:color w:val="767171" w:themeColor="background2" w:themeShade="80"/>
+                <w:sz w:val="24"/>
+                <w:szCs w:val="24"/>
+              </w:rPr>
+              <w:t>ltimo s</w:t>
+            </w:r>
+            <w:r>
+              <w:rPr>
+                <w:rFonts w:eastAsiaTheme="majorEastAsia"/>
+                <w:color w:val="767171" w:themeColor="background2" w:themeShade="80"/>
+                <w:sz w:val="24"/>
+                <w:szCs w:val="24"/>
+              </w:rPr>
+              <w:t>í</w:t>
+            </w:r>
+            <w:r>
+              <w:rPr>
+                <w:rFonts w:eastAsiaTheme="majorEastAsia"/>
+                <w:color w:val="767171" w:themeColor="background2" w:themeShade="80"/>
+                <w:sz w:val="24"/>
+                <w:szCs w:val="24"/>
+              </w:rPr>
+              <w:t>, referente a una web de compra y diseño de vestidos por la carrera de mi hermana. Ten</w:t>
+            </w:r>
+            <w:r>
+              <w:rPr>
+                <w:rFonts w:eastAsiaTheme="majorEastAsia"/>
+                <w:color w:val="767171" w:themeColor="background2" w:themeShade="80"/>
+                <w:sz w:val="24"/>
+                <w:szCs w:val="24"/>
+              </w:rPr>
+              <w:t>í</w:t>
+            </w:r>
+            <w:r>
+              <w:rPr>
+                <w:rFonts w:eastAsiaTheme="majorEastAsia"/>
+                <w:color w:val="767171" w:themeColor="background2" w:themeShade="80"/>
+                <w:sz w:val="24"/>
+                <w:szCs w:val="24"/>
+              </w:rPr>
+              <w:t xml:space="preserve">a planteado ocupar una inteligencia artificial como apoyo para la misma con un sistema similar al que se implementará en el </w:t>
             </w:r>
             <w:proofErr w:type="spellStart"/>
             <w:r>
@@ -2101,27 +2530,160 @@
                 <w:sz w:val="24"/>
                 <w:szCs w:val="24"/>
               </w:rPr>
-              <w:t xml:space="preserve">, o al menos que al mencionarlas por encima se parezcan, lo mismo con otro referente a compras de mangas en chile con un sistema similar con IA asistente. Realmente me gusta mucho la creación y demás cosas referentes a una IA pero mis ideas eran muy básicas o al menos no </w:t>
-            </w:r>
-            <w:proofErr w:type="spellStart"/>
-            <w:r>
-              <w:rPr>
-                <w:rFonts w:eastAsiaTheme="majorEastAsia"/>
-                <w:color w:val="767171" w:themeColor="background2" w:themeShade="80"/>
-                <w:sz w:val="24"/>
-                <w:szCs w:val="24"/>
-              </w:rPr>
-              <w:t>tenia</w:t>
-            </w:r>
-            <w:proofErr w:type="spellEnd"/>
-            <w:r>
-              <w:rPr>
-                <w:rFonts w:eastAsiaTheme="majorEastAsia"/>
-                <w:color w:val="767171" w:themeColor="background2" w:themeShade="80"/>
-                <w:sz w:val="24"/>
-                <w:szCs w:val="24"/>
-              </w:rPr>
-              <w:t xml:space="preserve"> demasiada idea de que tan profundo tenia que ir si quería Ocupar una IA en mi proyecto</w:t>
+              <w:t xml:space="preserve">, o al menos que al mencionarlas por encima se parezcan, lo mismo con otro referente a compras de mangas en </w:t>
+            </w:r>
+            <w:r>
+              <w:rPr>
+                <w:rFonts w:eastAsiaTheme="majorEastAsia"/>
+                <w:color w:val="767171" w:themeColor="background2" w:themeShade="80"/>
+                <w:sz w:val="24"/>
+                <w:szCs w:val="24"/>
+              </w:rPr>
+              <w:t>C</w:t>
+            </w:r>
+            <w:r>
+              <w:rPr>
+                <w:rFonts w:eastAsiaTheme="majorEastAsia"/>
+                <w:color w:val="767171" w:themeColor="background2" w:themeShade="80"/>
+                <w:sz w:val="24"/>
+                <w:szCs w:val="24"/>
+              </w:rPr>
+              <w:t>hile con un sistema similar con IA asistente. Realmente me gusta mucho la creación y demás cosas referentes a una IA</w:t>
+            </w:r>
+            <w:r>
+              <w:rPr>
+                <w:rFonts w:eastAsiaTheme="majorEastAsia"/>
+                <w:color w:val="767171" w:themeColor="background2" w:themeShade="80"/>
+                <w:sz w:val="24"/>
+                <w:szCs w:val="24"/>
+              </w:rPr>
+              <w:t>,</w:t>
+            </w:r>
+            <w:r>
+              <w:rPr>
+                <w:rFonts w:eastAsiaTheme="majorEastAsia"/>
+                <w:color w:val="767171" w:themeColor="background2" w:themeShade="80"/>
+                <w:sz w:val="24"/>
+                <w:szCs w:val="24"/>
+              </w:rPr>
+              <w:t xml:space="preserve"> pero mis ideas eran muy básicas o</w:t>
+            </w:r>
+            <w:r>
+              <w:rPr>
+                <w:rFonts w:eastAsiaTheme="majorEastAsia"/>
+                <w:color w:val="767171" w:themeColor="background2" w:themeShade="80"/>
+                <w:sz w:val="24"/>
+                <w:szCs w:val="24"/>
+              </w:rPr>
+              <w:t>,</w:t>
+            </w:r>
+            <w:r>
+              <w:rPr>
+                <w:rFonts w:eastAsiaTheme="majorEastAsia"/>
+                <w:color w:val="767171" w:themeColor="background2" w:themeShade="80"/>
+                <w:sz w:val="24"/>
+                <w:szCs w:val="24"/>
+              </w:rPr>
+              <w:t xml:space="preserve"> al menos</w:t>
+            </w:r>
+            <w:r>
+              <w:rPr>
+                <w:rFonts w:eastAsiaTheme="majorEastAsia"/>
+                <w:color w:val="767171" w:themeColor="background2" w:themeShade="80"/>
+                <w:sz w:val="24"/>
+                <w:szCs w:val="24"/>
+              </w:rPr>
+              <w:t>,</w:t>
+            </w:r>
+            <w:r>
+              <w:rPr>
+                <w:rFonts w:eastAsiaTheme="majorEastAsia"/>
+                <w:color w:val="767171" w:themeColor="background2" w:themeShade="80"/>
+                <w:sz w:val="24"/>
+                <w:szCs w:val="24"/>
+              </w:rPr>
+              <w:t xml:space="preserve"> no ten</w:t>
+            </w:r>
+            <w:r>
+              <w:rPr>
+                <w:rFonts w:eastAsiaTheme="majorEastAsia"/>
+                <w:color w:val="767171" w:themeColor="background2" w:themeShade="80"/>
+                <w:sz w:val="24"/>
+                <w:szCs w:val="24"/>
+              </w:rPr>
+              <w:t>í</w:t>
+            </w:r>
+            <w:r>
+              <w:rPr>
+                <w:rFonts w:eastAsiaTheme="majorEastAsia"/>
+                <w:color w:val="767171" w:themeColor="background2" w:themeShade="80"/>
+                <w:sz w:val="24"/>
+                <w:szCs w:val="24"/>
+              </w:rPr>
+              <w:t>a demasiada idea de qu</w:t>
+            </w:r>
+            <w:r>
+              <w:rPr>
+                <w:rFonts w:eastAsiaTheme="majorEastAsia"/>
+                <w:color w:val="767171" w:themeColor="background2" w:themeShade="80"/>
+                <w:sz w:val="24"/>
+                <w:szCs w:val="24"/>
+              </w:rPr>
+              <w:t>é</w:t>
+            </w:r>
+            <w:r>
+              <w:rPr>
+                <w:rFonts w:eastAsiaTheme="majorEastAsia"/>
+                <w:color w:val="767171" w:themeColor="background2" w:themeShade="80"/>
+                <w:sz w:val="24"/>
+                <w:szCs w:val="24"/>
+              </w:rPr>
+              <w:t xml:space="preserve"> tan profundo ten</w:t>
+            </w:r>
+            <w:r>
+              <w:rPr>
+                <w:rFonts w:eastAsiaTheme="majorEastAsia"/>
+                <w:color w:val="767171" w:themeColor="background2" w:themeShade="80"/>
+                <w:sz w:val="24"/>
+                <w:szCs w:val="24"/>
+              </w:rPr>
+              <w:t>í</w:t>
+            </w:r>
+            <w:r>
+              <w:rPr>
+                <w:rFonts w:eastAsiaTheme="majorEastAsia"/>
+                <w:color w:val="767171" w:themeColor="background2" w:themeShade="80"/>
+                <w:sz w:val="24"/>
+                <w:szCs w:val="24"/>
+              </w:rPr>
+              <w:t xml:space="preserve">a que ir si quería </w:t>
+            </w:r>
+            <w:r>
+              <w:rPr>
+                <w:rFonts w:eastAsiaTheme="majorEastAsia"/>
+                <w:color w:val="767171" w:themeColor="background2" w:themeShade="80"/>
+                <w:sz w:val="24"/>
+                <w:szCs w:val="24"/>
+              </w:rPr>
+              <w:t>o</w:t>
+            </w:r>
+            <w:r>
+              <w:rPr>
+                <w:rFonts w:eastAsiaTheme="majorEastAsia"/>
+                <w:color w:val="767171" w:themeColor="background2" w:themeShade="80"/>
+                <w:sz w:val="24"/>
+                <w:szCs w:val="24"/>
+              </w:rPr>
+              <w:t>cupar una IA en mi proyecto</w:t>
+            </w:r>
+            <w:r>
+              <w:rPr>
+                <w:rFonts w:eastAsiaTheme="majorEastAsia"/>
+                <w:color w:val="767171" w:themeColor="background2" w:themeShade="80"/>
+                <w:sz w:val="24"/>
+                <w:szCs w:val="24"/>
+              </w:rPr>
+              <w:t>.</w:t>
             </w:r>
           </w:p>
           <w:p>
@@ -2452,7 +3014,7 @@
 </file>
 
 <file path=word/endnotes.xml><?xml version="1.0" encoding="utf-8"?>
-<w:endnotes xmlns:wpc="http://schemas.microsoft.com/office/word/2010/wordprocessingCanvas" xmlns:cx="http://schemas.microsoft.com/office/drawing/2014/chartex" xmlns:cx1="http://schemas.microsoft.com/office/drawing/2015/9/8/chartex" xmlns:cx2="http://schemas.microsoft.com/office/drawing/2015/10/21/chartex" xmlns:cx3="http://schemas.microsoft.com/office/drawing/2016/5/9/chartex" xmlns:cx4="http://schemas.microsoft.com/office/drawing/2016/5/10/chartex" xmlns:cx5="http://schemas.microsoft.com/office/drawing/2016/5/11/chartex" xmlns:cx6="http://schemas.microsoft.com/office/drawing/2016/5/12/chartex" xmlns:cx7="http://schemas.microsoft.com/office/drawing/2016/5/13/chartex" xmlns:cx8="http://schemas.microsoft.com/office/drawing/2016/5/14/chartex" xmlns:mc="http://schemas.openxmlformats.org/markup-compatibility/2006" xmlns:aink="http://schemas.microsoft.com/office/drawing/2016/ink" xmlns:am3d="http://schemas.microsoft.com/office/drawing/2017/model3d" xmlns:o="urn:schemas-microsoft-com:office:office" xmlns:oel="http://schemas.microsoft.com/office/2019/extlst" xmlns:r="http://schemas.openxmlformats.org/officeDocument/2006/relationships" xmlns:m="http://schemas.openxmlformats.org/officeDocument/2006/math" xmlns:v="urn:schemas-microsoft-com:vml" xmlns:wp14="http://schemas.microsoft.com/office/word/2010/wordprocessingDrawing" xmlns:wp="http://schemas.openxmlformats.org/drawingml/2006/wordprocessingDrawing" xmlns:w10="urn:schemas-microsoft-com:office:word" xmlns:w="http://schemas.openxmlformats.org/wordprocessingml/2006/main" xmlns:w14="http://schemas.microsoft.com/office/word/2010/wordml" xmlns:w15="http://schemas.microsoft.com/office/word/2012/wordml" xmlns:w16cex="http://schemas.microsoft.com/office/word/2018/wordml/cex" xmlns:w16cid="http://schemas.microsoft.com/office/word/2016/wordml/cid" xmlns:w16="http://schemas.microsoft.com/office/word/2018/wordml" xmlns:w16du="http://schemas.microsoft.com/office/word/2023/wordml/word16du" xmlns:w16sdtdh="http://schemas.microsoft.com/office/word/2020/wordml/sdtdatahash" xmlns:w16sdtfl="http://schemas.microsoft.com/office/word/2024/wordml/sdtformatlock" xmlns:w16se="http://schemas.microsoft.com/office/word/2015/wordml/symex" xmlns:wpg="http://schemas.microsoft.com/office/word/2010/wordprocessingGroup" xmlns:wpi="http://schemas.microsoft.com/office/word/2010/wordprocessingInk" xmlns:wne="http://schemas.microsoft.com/office/word/2006/wordml" xmlns:wps="http://schemas.microsoft.com/office/word/2010/wordprocessingShape" mc:Ignorable="w14 w15 w16se w16cid w16 w16cex w16sdtdh w16sdtfl w16du wp14">
+<w:endnotes xmlns:wpc="http://schemas.microsoft.com/office/word/2010/wordprocessingCanvas" xmlns:cx="http://schemas.microsoft.com/office/drawing/2014/chartex" xmlns:cx1="http://schemas.microsoft.com/office/drawing/2015/9/8/chartex" xmlns:cx2="http://schemas.microsoft.com/office/drawing/2015/10/21/chartex" xmlns:cx3="http://schemas.microsoft.com/office/drawing/2016/5/9/chartex" xmlns:cx4="http://schemas.microsoft.com/office/drawing/2016/5/10/chartex" xmlns:cx5="http://schemas.microsoft.com/office/drawing/2016/5/11/chartex" xmlns:cx6="http://schemas.microsoft.com/office/drawing/2016/5/12/chartex" xmlns:cx7="http://schemas.microsoft.com/office/drawing/2016/5/13/chartex" xmlns:cx8="http://schemas.microsoft.com/office/drawing/2016/5/14/chartex" xmlns:mc="http://schemas.openxmlformats.org/markup-compatibility/2006" xmlns:aink="http://schemas.microsoft.com/office/drawing/2016/ink" xmlns:am3d="http://schemas.microsoft.com/office/drawing/2017/model3d" xmlns:o="urn:schemas-microsoft-com:office:office" xmlns:r="http://schemas.openxmlformats.org/officeDocument/2006/relationships" xmlns:m="http://schemas.openxmlformats.org/officeDocument/2006/math" xmlns:v="urn:schemas-microsoft-com:vml" xmlns:wp14="http://schemas.microsoft.com/office/word/2010/wordprocessingDrawing" xmlns:wp="http://schemas.openxmlformats.org/drawingml/2006/wordprocessingDrawing" xmlns:w10="urn:schemas-microsoft-com:office:word" xmlns:w="http://schemas.openxmlformats.org/wordprocessingml/2006/main" xmlns:w14="http://schemas.microsoft.com/office/word/2010/wordml" xmlns:w15="http://schemas.microsoft.com/office/word/2012/wordml" xmlns:w16cex="http://schemas.microsoft.com/office/word/2018/wordml/cex" xmlns:w16cid="http://schemas.microsoft.com/office/word/2016/wordml/cid" xmlns:w16="http://schemas.microsoft.com/office/word/2018/wordml" xmlns:w16sdtdh="http://schemas.microsoft.com/office/word/2020/wordml/sdtdatahash" xmlns:w16se="http://schemas.microsoft.com/office/word/2015/wordml/symex" xmlns:wpg="http://schemas.microsoft.com/office/word/2010/wordprocessingGroup" xmlns:wpi="http://schemas.microsoft.com/office/word/2010/wordprocessingInk" xmlns:wne="http://schemas.microsoft.com/office/word/2006/wordml" xmlns:wps="http://schemas.microsoft.com/office/word/2010/wordprocessingShape" mc:Ignorable="w14 w15 w16se w16cid w16 w16cex w16sdtdh wp14">
   <w:endnote w:type="separator" w:id="-1">
     <w:p>
       <w:pPr>
@@ -2477,7 +3039,7 @@
 </file>
 
 <file path=word/footer1.xml><?xml version="1.0" encoding="utf-8"?>
-<w:ftr xmlns:wpc="http://schemas.microsoft.com/office/word/2010/wordprocessingCanvas" xmlns:cx="http://schemas.microsoft.com/office/drawing/2014/chartex" xmlns:cx1="http://schemas.microsoft.com/office/drawing/2015/9/8/chartex" xmlns:cx2="http://schemas.microsoft.com/office/drawing/2015/10/21/chartex" xmlns:cx3="http://schemas.microsoft.com/office/drawing/2016/5/9/chartex" xmlns:cx4="http://schemas.microsoft.com/office/drawing/2016/5/10/chartex" xmlns:cx5="http://schemas.microsoft.com/office/drawing/2016/5/11/chartex" xmlns:cx6="http://schemas.microsoft.com/office/drawing/2016/5/12/chartex" xmlns:cx7="http://schemas.microsoft.com/office/drawing/2016/5/13/chartex" xmlns:cx8="http://schemas.microsoft.com/office/drawing/2016/5/14/chartex" xmlns:mc="http://schemas.openxmlformats.org/markup-compatibility/2006" xmlns:aink="http://schemas.microsoft.com/office/drawing/2016/ink" xmlns:am3d="http://schemas.microsoft.com/office/drawing/2017/model3d" xmlns:o="urn:schemas-microsoft-com:office:office" xmlns:oel="http://schemas.microsoft.com/office/2019/extlst" xmlns:r="http://schemas.openxmlformats.org/officeDocument/2006/relationships" xmlns:m="http://schemas.openxmlformats.org/officeDocument/2006/math" xmlns:v="urn:schemas-microsoft-com:vml" xmlns:wp14="http://schemas.microsoft.com/office/word/2010/wordprocessingDrawing" xmlns:wp="http://schemas.openxmlformats.org/drawingml/2006/wordprocessingDrawing" xmlns:w10="urn:schemas-microsoft-com:office:word" xmlns:w="http://schemas.openxmlformats.org/wordprocessingml/2006/main" xmlns:w14="http://schemas.microsoft.com/office/word/2010/wordml" xmlns:w15="http://schemas.microsoft.com/office/word/2012/wordml" xmlns:w16cex="http://schemas.microsoft.com/office/word/2018/wordml/cex" xmlns:w16cid="http://schemas.microsoft.com/office/word/2016/wordml/cid" xmlns:w16="http://schemas.microsoft.com/office/word/2018/wordml" xmlns:w16du="http://schemas.microsoft.com/office/word/2023/wordml/word16du" xmlns:w16sdtdh="http://schemas.microsoft.com/office/word/2020/wordml/sdtdatahash" xmlns:w16sdtfl="http://schemas.microsoft.com/office/word/2024/wordml/sdtformatlock" xmlns:w16se="http://schemas.microsoft.com/office/word/2015/wordml/symex" xmlns:wpg="http://schemas.microsoft.com/office/word/2010/wordprocessingGroup" xmlns:wpi="http://schemas.microsoft.com/office/word/2010/wordprocessingInk" xmlns:wne="http://schemas.microsoft.com/office/word/2006/wordml" xmlns:wps="http://schemas.microsoft.com/office/word/2010/wordprocessingShape" mc:Ignorable="w14 w15 w16se w16cid w16 w16cex w16sdtdh w16sdtfl w16du wp14">
+<w:ftr xmlns:wpc="http://schemas.microsoft.com/office/word/2010/wordprocessingCanvas" xmlns:cx="http://schemas.microsoft.com/office/drawing/2014/chartex" xmlns:cx1="http://schemas.microsoft.com/office/drawing/2015/9/8/chartex" xmlns:cx2="http://schemas.microsoft.com/office/drawing/2015/10/21/chartex" xmlns:cx3="http://schemas.microsoft.com/office/drawing/2016/5/9/chartex" xmlns:cx4="http://schemas.microsoft.com/office/drawing/2016/5/10/chartex" xmlns:cx5="http://schemas.microsoft.com/office/drawing/2016/5/11/chartex" xmlns:cx6="http://schemas.microsoft.com/office/drawing/2016/5/12/chartex" xmlns:cx7="http://schemas.microsoft.com/office/drawing/2016/5/13/chartex" xmlns:cx8="http://schemas.microsoft.com/office/drawing/2016/5/14/chartex" xmlns:mc="http://schemas.openxmlformats.org/markup-compatibility/2006" xmlns:aink="http://schemas.microsoft.com/office/drawing/2016/ink" xmlns:am3d="http://schemas.microsoft.com/office/drawing/2017/model3d" xmlns:o="urn:schemas-microsoft-com:office:office" xmlns:r="http://schemas.openxmlformats.org/officeDocument/2006/relationships" xmlns:m="http://schemas.openxmlformats.org/officeDocument/2006/math" xmlns:v="urn:schemas-microsoft-com:vml" xmlns:wp14="http://schemas.microsoft.com/office/word/2010/wordprocessingDrawing" xmlns:wp="http://schemas.openxmlformats.org/drawingml/2006/wordprocessingDrawing" xmlns:w10="urn:schemas-microsoft-com:office:word" xmlns:w="http://schemas.openxmlformats.org/wordprocessingml/2006/main" xmlns:w14="http://schemas.microsoft.com/office/word/2010/wordml" xmlns:w15="http://schemas.microsoft.com/office/word/2012/wordml" xmlns:w16cex="http://schemas.microsoft.com/office/word/2018/wordml/cex" xmlns:w16cid="http://schemas.microsoft.com/office/word/2016/wordml/cid" xmlns:w16="http://schemas.microsoft.com/office/word/2018/wordml" xmlns:w16sdtdh="http://schemas.microsoft.com/office/word/2020/wordml/sdtdatahash" xmlns:w16se="http://schemas.microsoft.com/office/word/2015/wordml/symex" xmlns:wpg="http://schemas.microsoft.com/office/word/2010/wordprocessingGroup" xmlns:wpi="http://schemas.microsoft.com/office/word/2010/wordprocessingInk" xmlns:wne="http://schemas.microsoft.com/office/word/2006/wordml" xmlns:wps="http://schemas.microsoft.com/office/word/2010/wordprocessingShape" mc:Ignorable="w14 w15 w16se w16cid w16 w16cex w16sdtdh wp14">
   <w:sdt>
     <w:sdtPr>
       <w:id w:val="-937982979"/>
@@ -2486,6 +3048,7 @@
         <w:docPartUnique/>
       </w:docPartObj>
     </w:sdtPr>
+    <w:sdtEndPr/>
     <w:sdtContent>
       <w:p>
         <w:pPr>
@@ -2695,7 +3258,7 @@
                 </wp:anchor>
               </w:drawing>
             </mc:Choice>
-            <mc:Fallback>
+            <mc:Fallback xmlns:w16sdtfl="http://schemas.microsoft.com/office/word/2024/wordml/sdtformatlock" xmlns:w16du="http://schemas.microsoft.com/office/word/2023/wordml/word16du" xmlns:oel="http://schemas.microsoft.com/office/2019/extlst">
               <w:pict>
                 <v:group w14:anchorId="51D00065" id="Grupo 32" o:spid="_x0000_s1026" style="position:absolute;margin-left:0;margin-top:0;width:610.5pt;height:15pt;z-index:251659264;mso-width-percent:1000;mso-position-horizontal:center;mso-position-horizontal-relative:page;mso-position-vertical:center;mso-position-vertical-relative:bottom-margin-area;mso-width-percent:1000" coordorigin=",14970" coordsize="12255,300" o:gfxdata="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">
                   <v:shapetype id="_x0000_t202" coordsize="21600,21600" o:spt="202" path="m,l,21600r21600,l21600,xe">
@@ -2764,7 +3327,7 @@
 </file>
 
 <file path=word/footnotes.xml><?xml version="1.0" encoding="utf-8"?>
-<w:footnotes xmlns:wpc="http://schemas.microsoft.com/office/word/2010/wordprocessingCanvas" xmlns:cx="http://schemas.microsoft.com/office/drawing/2014/chartex" xmlns:cx1="http://schemas.microsoft.com/office/drawing/2015/9/8/chartex" xmlns:cx2="http://schemas.microsoft.com/office/drawing/2015/10/21/chartex" xmlns:cx3="http://schemas.microsoft.com/office/drawing/2016/5/9/chartex" xmlns:cx4="http://schemas.microsoft.com/office/drawing/2016/5/10/chartex" xmlns:cx5="http://schemas.microsoft.com/office/drawing/2016/5/11/chartex" xmlns:cx6="http://schemas.microsoft.com/office/drawing/2016/5/12/chartex" xmlns:cx7="http://schemas.microsoft.com/office/drawing/2016/5/13/chartex" xmlns:cx8="http://schemas.microsoft.com/office/drawing/2016/5/14/chartex" xmlns:mc="http://schemas.openxmlformats.org/markup-compatibility/2006" xmlns:aink="http://schemas.microsoft.com/office/drawing/2016/ink" xmlns:am3d="http://schemas.microsoft.com/office/drawing/2017/model3d" xmlns:o="urn:schemas-microsoft-com:office:office" xmlns:oel="http://schemas.microsoft.com/office/2019/extlst" xmlns:r="http://schemas.openxmlformats.org/officeDocument/2006/relationships" xmlns:m="http://schemas.openxmlformats.org/officeDocument/2006/math" xmlns:v="urn:schemas-microsoft-com:vml" xmlns:wp14="http://schemas.microsoft.com/office/word/2010/wordprocessingDrawing" xmlns:wp="http://schemas.openxmlformats.org/drawingml/2006/wordprocessingDrawing" xmlns:w10="urn:schemas-microsoft-com:office:word" xmlns:w="http://schemas.openxmlformats.org/wordprocessingml/2006/main" xmlns:w14="http://schemas.microsoft.com/office/word/2010/wordml" xmlns:w15="http://schemas.microsoft.com/office/word/2012/wordml" xmlns:w16cex="http://schemas.microsoft.com/office/word/2018/wordml/cex" xmlns:w16cid="http://schemas.microsoft.com/office/word/2016/wordml/cid" xmlns:w16="http://schemas.microsoft.com/office/word/2018/wordml" xmlns:w16du="http://schemas.microsoft.com/office/word/2023/wordml/word16du" xmlns:w16sdtdh="http://schemas.microsoft.com/office/word/2020/wordml/sdtdatahash" xmlns:w16sdtfl="http://schemas.microsoft.com/office/word/2024/wordml/sdtformatlock" xmlns:w16se="http://schemas.microsoft.com/office/word/2015/wordml/symex" xmlns:wpg="http://schemas.microsoft.com/office/word/2010/wordprocessingGroup" xmlns:wpi="http://schemas.microsoft.com/office/word/2010/wordprocessingInk" xmlns:wne="http://schemas.microsoft.com/office/word/2006/wordml" xmlns:wps="http://schemas.microsoft.com/office/word/2010/wordprocessingShape" mc:Ignorable="w14 w15 w16se w16cid w16 w16cex w16sdtdh w16sdtfl w16du wp14">
+<w:footnotes xmlns:wpc="http://schemas.microsoft.com/office/word/2010/wordprocessingCanvas" xmlns:cx="http://schemas.microsoft.com/office/drawing/2014/chartex" xmlns:cx1="http://schemas.microsoft.com/office/drawing/2015/9/8/chartex" xmlns:cx2="http://schemas.microsoft.com/office/drawing/2015/10/21/chartex" xmlns:cx3="http://schemas.microsoft.com/office/drawing/2016/5/9/chartex" xmlns:cx4="http://schemas.microsoft.com/office/drawing/2016/5/10/chartex" xmlns:cx5="http://schemas.microsoft.com/office/drawing/2016/5/11/chartex" xmlns:cx6="http://schemas.microsoft.com/office/drawing/2016/5/12/chartex" xmlns:cx7="http://schemas.microsoft.com/office/drawing/2016/5/13/chartex" xmlns:cx8="http://schemas.microsoft.com/office/drawing/2016/5/14/chartex" xmlns:mc="http://schemas.openxmlformats.org/markup-compatibility/2006" xmlns:aink="http://schemas.microsoft.com/office/drawing/2016/ink" xmlns:am3d="http://schemas.microsoft.com/office/drawing/2017/model3d" xmlns:o="urn:schemas-microsoft-com:office:office" xmlns:r="http://schemas.openxmlformats.org/officeDocument/2006/relationships" xmlns:m="http://schemas.openxmlformats.org/officeDocument/2006/math" xmlns:v="urn:schemas-microsoft-com:vml" xmlns:wp14="http://schemas.microsoft.com/office/word/2010/wordprocessingDrawing" xmlns:wp="http://schemas.openxmlformats.org/drawingml/2006/wordprocessingDrawing" xmlns:w10="urn:schemas-microsoft-com:office:word" xmlns:w="http://schemas.openxmlformats.org/wordprocessingml/2006/main" xmlns:w14="http://schemas.microsoft.com/office/word/2010/wordml" xmlns:w15="http://schemas.microsoft.com/office/word/2012/wordml" xmlns:w16cex="http://schemas.microsoft.com/office/word/2018/wordml/cex" xmlns:w16cid="http://schemas.microsoft.com/office/word/2016/wordml/cid" xmlns:w16="http://schemas.microsoft.com/office/word/2018/wordml" xmlns:w16sdtdh="http://schemas.microsoft.com/office/word/2020/wordml/sdtdatahash" xmlns:w16se="http://schemas.microsoft.com/office/word/2015/wordml/symex" xmlns:wpg="http://schemas.microsoft.com/office/word/2010/wordprocessingGroup" xmlns:wpi="http://schemas.microsoft.com/office/word/2010/wordprocessingInk" xmlns:wne="http://schemas.microsoft.com/office/word/2006/wordml" xmlns:wps="http://schemas.microsoft.com/office/word/2010/wordprocessingShape" mc:Ignorable="w14 w15 w16se w16cid w16 w16cex w16sdtdh wp14">
   <w:footnote w:type="separator" w:id="-1">
     <w:p>
       <w:pPr>
@@ -2789,7 +3352,7 @@
 </file>
 
 <file path=word/header1.xml><?xml version="1.0" encoding="utf-8"?>
-<w:hdr xmlns:wpc="http://schemas.microsoft.com/office/word/2010/wordprocessingCanvas" xmlns:cx="http://schemas.microsoft.com/office/drawing/2014/chartex" xmlns:cx1="http://schemas.microsoft.com/office/drawing/2015/9/8/chartex" xmlns:cx2="http://schemas.microsoft.com/office/drawing/2015/10/21/chartex" xmlns:cx3="http://schemas.microsoft.com/office/drawing/2016/5/9/chartex" xmlns:cx4="http://schemas.microsoft.com/office/drawing/2016/5/10/chartex" xmlns:cx5="http://schemas.microsoft.com/office/drawing/2016/5/11/chartex" xmlns:cx6="http://schemas.microsoft.com/office/drawing/2016/5/12/chartex" xmlns:cx7="http://schemas.microsoft.com/office/drawing/2016/5/13/chartex" xmlns:cx8="http://schemas.microsoft.com/office/drawing/2016/5/14/chartex" xmlns:mc="http://schemas.openxmlformats.org/markup-compatibility/2006" xmlns:aink="http://schemas.microsoft.com/office/drawing/2016/ink" xmlns:am3d="http://schemas.microsoft.com/office/drawing/2017/model3d" xmlns:o="urn:schemas-microsoft-com:office:office" xmlns:oel="http://schemas.microsoft.com/office/2019/extlst" xmlns:r="http://schemas.openxmlformats.org/officeDocument/2006/relationships" xmlns:m="http://schemas.openxmlformats.org/officeDocument/2006/math" xmlns:v="urn:schemas-microsoft-com:vml" xmlns:wp14="http://schemas.microsoft.com/office/word/2010/wordprocessingDrawing" xmlns:wp="http://schemas.openxmlformats.org/drawingml/2006/wordprocessingDrawing" xmlns:w10="urn:schemas-microsoft-com:office:word" xmlns:w="http://schemas.openxmlformats.org/wordprocessingml/2006/main" xmlns:w14="http://schemas.microsoft.com/office/word/2010/wordml" xmlns:w15="http://schemas.microsoft.com/office/word/2012/wordml" xmlns:w16cex="http://schemas.microsoft.com/office/word/2018/wordml/cex" xmlns:w16cid="http://schemas.microsoft.com/office/word/2016/wordml/cid" xmlns:w16="http://schemas.microsoft.com/office/word/2018/wordml" xmlns:w16du="http://schemas.microsoft.com/office/word/2023/wordml/word16du" xmlns:w16sdtdh="http://schemas.microsoft.com/office/word/2020/wordml/sdtdatahash" xmlns:w16sdtfl="http://schemas.microsoft.com/office/word/2024/wordml/sdtformatlock" xmlns:w16se="http://schemas.microsoft.com/office/word/2015/wordml/symex" xmlns:wpg="http://schemas.microsoft.com/office/word/2010/wordprocessingGroup" xmlns:wpi="http://schemas.microsoft.com/office/word/2010/wordprocessingInk" xmlns:wne="http://schemas.microsoft.com/office/word/2006/wordml" xmlns:wps="http://schemas.microsoft.com/office/word/2010/wordprocessingShape" mc:Ignorable="w14 w15 w16se w16cid w16 w16cex w16sdtdh w16sdtfl w16du wp14">
+<w:hdr xmlns:wpc="http://schemas.microsoft.com/office/word/2010/wordprocessingCanvas" xmlns:cx="http://schemas.microsoft.com/office/drawing/2014/chartex" xmlns:cx1="http://schemas.microsoft.com/office/drawing/2015/9/8/chartex" xmlns:cx2="http://schemas.microsoft.com/office/drawing/2015/10/21/chartex" xmlns:cx3="http://schemas.microsoft.com/office/drawing/2016/5/9/chartex" xmlns:cx4="http://schemas.microsoft.com/office/drawing/2016/5/10/chartex" xmlns:cx5="http://schemas.microsoft.com/office/drawing/2016/5/11/chartex" xmlns:cx6="http://schemas.microsoft.com/office/drawing/2016/5/12/chartex" xmlns:cx7="http://schemas.microsoft.com/office/drawing/2016/5/13/chartex" xmlns:cx8="http://schemas.microsoft.com/office/drawing/2016/5/14/chartex" xmlns:mc="http://schemas.openxmlformats.org/markup-compatibility/2006" xmlns:aink="http://schemas.microsoft.com/office/drawing/2016/ink" xmlns:am3d="http://schemas.microsoft.com/office/drawing/2017/model3d" xmlns:o="urn:schemas-microsoft-com:office:office" xmlns:r="http://schemas.openxmlformats.org/officeDocument/2006/relationships" xmlns:m="http://schemas.openxmlformats.org/officeDocument/2006/math" xmlns:v="urn:schemas-microsoft-com:vml" xmlns:wp14="http://schemas.microsoft.com/office/word/2010/wordprocessingDrawing" xmlns:wp="http://schemas.openxmlformats.org/drawingml/2006/wordprocessingDrawing" xmlns:w10="urn:schemas-microsoft-com:office:word" xmlns:w="http://schemas.openxmlformats.org/wordprocessingml/2006/main" xmlns:w14="http://schemas.microsoft.com/office/word/2010/wordml" xmlns:w15="http://schemas.microsoft.com/office/word/2012/wordml" xmlns:w16cex="http://schemas.microsoft.com/office/word/2018/wordml/cex" xmlns:w16cid="http://schemas.microsoft.com/office/word/2016/wordml/cid" xmlns:w16="http://schemas.microsoft.com/office/word/2018/wordml" xmlns:w16sdtdh="http://schemas.microsoft.com/office/word/2020/wordml/sdtdatahash" xmlns:w16se="http://schemas.microsoft.com/office/word/2015/wordml/symex" xmlns:wpg="http://schemas.microsoft.com/office/word/2010/wordprocessingGroup" xmlns:wpi="http://schemas.microsoft.com/office/word/2010/wordprocessingInk" xmlns:wne="http://schemas.microsoft.com/office/word/2006/wordml" xmlns:wps="http://schemas.microsoft.com/office/word/2010/wordprocessingShape" mc:Ignorable="w14 w15 w16se w16cid w16 w16cex w16sdtdh wp14">
   <w:tbl>
     <w:tblPr>
       <w:tblStyle w:val="Tablaconcuadrcula"/>
@@ -2959,7 +3522,7 @@
 </file>
 
 <file path=word/header2.xml><?xml version="1.0" encoding="utf-8"?>
-<w:hdr xmlns:wpc="http://schemas.microsoft.com/office/word/2010/wordprocessingCanvas" xmlns:cx="http://schemas.microsoft.com/office/drawing/2014/chartex" xmlns:cx1="http://schemas.microsoft.com/office/drawing/2015/9/8/chartex" xmlns:cx2="http://schemas.microsoft.com/office/drawing/2015/10/21/chartex" xmlns:cx3="http://schemas.microsoft.com/office/drawing/2016/5/9/chartex" xmlns:cx4="http://schemas.microsoft.com/office/drawing/2016/5/10/chartex" xmlns:cx5="http://schemas.microsoft.com/office/drawing/2016/5/11/chartex" xmlns:cx6="http://schemas.microsoft.com/office/drawing/2016/5/12/chartex" xmlns:cx7="http://schemas.microsoft.com/office/drawing/2016/5/13/chartex" xmlns:cx8="http://schemas.microsoft.com/office/drawing/2016/5/14/chartex" xmlns:mc="http://schemas.openxmlformats.org/markup-compatibility/2006" xmlns:aink="http://schemas.microsoft.com/office/drawing/2016/ink" xmlns:am3d="http://schemas.microsoft.com/office/drawing/2017/model3d" xmlns:o="urn:schemas-microsoft-com:office:office" xmlns:oel="http://schemas.microsoft.com/office/2019/extlst" xmlns:r="http://schemas.openxmlformats.org/officeDocument/2006/relationships" xmlns:m="http://schemas.openxmlformats.org/officeDocument/2006/math" xmlns:v="urn:schemas-microsoft-com:vml" xmlns:wp14="http://schemas.microsoft.com/office/word/2010/wordprocessingDrawing" xmlns:wp="http://schemas.openxmlformats.org/drawingml/2006/wordprocessingDrawing" xmlns:w10="urn:schemas-microsoft-com:office:word" xmlns:w="http://schemas.openxmlformats.org/wordprocessingml/2006/main" xmlns:w14="http://schemas.microsoft.com/office/word/2010/wordml" xmlns:w15="http://schemas.microsoft.com/office/word/2012/wordml" xmlns:w16cex="http://schemas.microsoft.com/office/word/2018/wordml/cex" xmlns:w16cid="http://schemas.microsoft.com/office/word/2016/wordml/cid" xmlns:w16="http://schemas.microsoft.com/office/word/2018/wordml" xmlns:w16du="http://schemas.microsoft.com/office/word/2023/wordml/word16du" xmlns:w16sdtdh="http://schemas.microsoft.com/office/word/2020/wordml/sdtdatahash" xmlns:w16sdtfl="http://schemas.microsoft.com/office/word/2024/wordml/sdtformatlock" xmlns:w16se="http://schemas.microsoft.com/office/word/2015/wordml/symex" xmlns:wpg="http://schemas.microsoft.com/office/word/2010/wordprocessingGroup" xmlns:wpi="http://schemas.microsoft.com/office/word/2010/wordprocessingInk" xmlns:wne="http://schemas.microsoft.com/office/word/2006/wordml" xmlns:wps="http://schemas.microsoft.com/office/word/2010/wordprocessingShape" mc:Ignorable="w14 w15 w16se w16cid w16 w16cex w16sdtdh w16sdtfl w16du wp14">
+<w:hdr xmlns:wpc="http://schemas.microsoft.com/office/word/2010/wordprocessingCanvas" xmlns:cx="http://schemas.microsoft.com/office/drawing/2014/chartex" xmlns:cx1="http://schemas.microsoft.com/office/drawing/2015/9/8/chartex" xmlns:cx2="http://schemas.microsoft.com/office/drawing/2015/10/21/chartex" xmlns:cx3="http://schemas.microsoft.com/office/drawing/2016/5/9/chartex" xmlns:cx4="http://schemas.microsoft.com/office/drawing/2016/5/10/chartex" xmlns:cx5="http://schemas.microsoft.com/office/drawing/2016/5/11/chartex" xmlns:cx6="http://schemas.microsoft.com/office/drawing/2016/5/12/chartex" xmlns:cx7="http://schemas.microsoft.com/office/drawing/2016/5/13/chartex" xmlns:cx8="http://schemas.microsoft.com/office/drawing/2016/5/14/chartex" xmlns:mc="http://schemas.openxmlformats.org/markup-compatibility/2006" xmlns:aink="http://schemas.microsoft.com/office/drawing/2016/ink" xmlns:am3d="http://schemas.microsoft.com/office/drawing/2017/model3d" xmlns:o="urn:schemas-microsoft-com:office:office" xmlns:r="http://schemas.openxmlformats.org/officeDocument/2006/relationships" xmlns:m="http://schemas.openxmlformats.org/officeDocument/2006/math" xmlns:v="urn:schemas-microsoft-com:vml" xmlns:wp14="http://schemas.microsoft.com/office/word/2010/wordprocessingDrawing" xmlns:wp="http://schemas.openxmlformats.org/drawingml/2006/wordprocessingDrawing" xmlns:w10="urn:schemas-microsoft-com:office:word" xmlns:w="http://schemas.openxmlformats.org/wordprocessingml/2006/main" xmlns:w14="http://schemas.microsoft.com/office/word/2010/wordml" xmlns:w15="http://schemas.microsoft.com/office/word/2012/wordml" xmlns:w16cex="http://schemas.microsoft.com/office/word/2018/wordml/cex" xmlns:w16cid="http://schemas.microsoft.com/office/word/2016/wordml/cid" xmlns:w16="http://schemas.microsoft.com/office/word/2018/wordml" xmlns:w16sdtdh="http://schemas.microsoft.com/office/word/2020/wordml/sdtdatahash" xmlns:w16se="http://schemas.microsoft.com/office/word/2015/wordml/symex" xmlns:wpg="http://schemas.microsoft.com/office/word/2010/wordprocessingGroup" xmlns:wpi="http://schemas.microsoft.com/office/word/2010/wordprocessingInk" xmlns:wne="http://schemas.microsoft.com/office/word/2006/wordml" xmlns:wps="http://schemas.microsoft.com/office/word/2010/wordprocessingShape" mc:Ignorable="w14 w15 w16se w16cid w16 w16cex w16sdtdh wp14">
   <w:tbl>
     <w:tblPr>
       <w:tblStyle w:val="Tablaconcuadrcula"/>
@@ -3232,7 +3795,7 @@
 </file>
 
 <file path=word/numbering.xml><?xml version="1.0" encoding="utf-8"?>
-<w:numbering xmlns:wpc="http://schemas.microsoft.com/office/word/2010/wordprocessingCanvas" xmlns:cx="http://schemas.microsoft.com/office/drawing/2014/chartex" xmlns:cx1="http://schemas.microsoft.com/office/drawing/2015/9/8/chartex" xmlns:cx2="http://schemas.microsoft.com/office/drawing/2015/10/21/chartex" xmlns:cx3="http://schemas.microsoft.com/office/drawing/2016/5/9/chartex" xmlns:cx4="http://schemas.microsoft.com/office/drawing/2016/5/10/chartex" xmlns:cx5="http://schemas.microsoft.com/office/drawing/2016/5/11/chartex" xmlns:cx6="http://schemas.microsoft.com/office/drawing/2016/5/12/chartex" xmlns:cx7="http://schemas.microsoft.com/office/drawing/2016/5/13/chartex" xmlns:cx8="http://schemas.microsoft.com/office/drawing/2016/5/14/chartex" xmlns:mc="http://schemas.openxmlformats.org/markup-compatibility/2006" xmlns:aink="http://schemas.microsoft.com/office/drawing/2016/ink" xmlns:am3d="http://schemas.microsoft.com/office/drawing/2017/model3d" xmlns:o="urn:schemas-microsoft-com:office:office" xmlns:oel="http://schemas.microsoft.com/office/2019/extlst" xmlns:r="http://schemas.openxmlformats.org/officeDocument/2006/relationships" xmlns:m="http://schemas.openxmlformats.org/officeDocument/2006/math" xmlns:v="urn:schemas-microsoft-com:vml" xmlns:wp14="http://schemas.microsoft.com/office/word/2010/wordprocessingDrawing" xmlns:wp="http://schemas.openxmlformats.org/drawingml/2006/wordprocessingDrawing" xmlns:w10="urn:schemas-microsoft-com:office:word" xmlns:w="http://schemas.openxmlformats.org/wordprocessingml/2006/main" xmlns:w14="http://schemas.microsoft.com/office/word/2010/wordml" xmlns:w15="http://schemas.microsoft.com/office/word/2012/wordml" xmlns:w16cex="http://schemas.microsoft.com/office/word/2018/wordml/cex" xmlns:w16cid="http://schemas.microsoft.com/office/word/2016/wordml/cid" xmlns:w16="http://schemas.microsoft.com/office/word/2018/wordml" xmlns:w16du="http://schemas.microsoft.com/office/word/2023/wordml/word16du" xmlns:w16sdtdh="http://schemas.microsoft.com/office/word/2020/wordml/sdtdatahash" xmlns:w16sdtfl="http://schemas.microsoft.com/office/word/2024/wordml/sdtformatlock" xmlns:w16se="http://schemas.microsoft.com/office/word/2015/wordml/symex" xmlns:wpg="http://schemas.microsoft.com/office/word/2010/wordprocessingGroup" xmlns:wpi="http://schemas.microsoft.com/office/word/2010/wordprocessingInk" xmlns:wne="http://schemas.microsoft.com/office/word/2006/wordml" xmlns:wps="http://schemas.microsoft.com/office/word/2010/wordprocessingShape" mc:Ignorable="w14 w15 w16se w16cid w16 w16cex w16sdtdh w16sdtfl w16du wp14">
+<w:numbering xmlns:wpc="http://schemas.microsoft.com/office/word/2010/wordprocessingCanvas" xmlns:cx="http://schemas.microsoft.com/office/drawing/2014/chartex" xmlns:cx1="http://schemas.microsoft.com/office/drawing/2015/9/8/chartex" xmlns:cx2="http://schemas.microsoft.com/office/drawing/2015/10/21/chartex" xmlns:cx3="http://schemas.microsoft.com/office/drawing/2016/5/9/chartex" xmlns:cx4="http://schemas.microsoft.com/office/drawing/2016/5/10/chartex" xmlns:cx5="http://schemas.microsoft.com/office/drawing/2016/5/11/chartex" xmlns:cx6="http://schemas.microsoft.com/office/drawing/2016/5/12/chartex" xmlns:cx7="http://schemas.microsoft.com/office/drawing/2016/5/13/chartex" xmlns:cx8="http://schemas.microsoft.com/office/drawing/2016/5/14/chartex" xmlns:mc="http://schemas.openxmlformats.org/markup-compatibility/2006" xmlns:aink="http://schemas.microsoft.com/office/drawing/2016/ink" xmlns:am3d="http://schemas.microsoft.com/office/drawing/2017/model3d" xmlns:o="urn:schemas-microsoft-com:office:office" xmlns:r="http://schemas.openxmlformats.org/officeDocument/2006/relationships" xmlns:m="http://schemas.openxmlformats.org/officeDocument/2006/math" xmlns:v="urn:schemas-microsoft-com:vml" xmlns:wp14="http://schemas.microsoft.com/office/word/2010/wordprocessingDrawing" xmlns:wp="http://schemas.openxmlformats.org/drawingml/2006/wordprocessingDrawing" xmlns:w10="urn:schemas-microsoft-com:office:word" xmlns:w="http://schemas.openxmlformats.org/wordprocessingml/2006/main" xmlns:w14="http://schemas.microsoft.com/office/word/2010/wordml" xmlns:w15="http://schemas.microsoft.com/office/word/2012/wordml" xmlns:w16cex="http://schemas.microsoft.com/office/word/2018/wordml/cex" xmlns:w16cid="http://schemas.microsoft.com/office/word/2016/wordml/cid" xmlns:w16="http://schemas.microsoft.com/office/word/2018/wordml" xmlns:w16sdtdh="http://schemas.microsoft.com/office/word/2020/wordml/sdtdatahash" xmlns:w16se="http://schemas.microsoft.com/office/word/2015/wordml/symex" xmlns:wpg="http://schemas.microsoft.com/office/word/2010/wordprocessingGroup" xmlns:wpi="http://schemas.microsoft.com/office/word/2010/wordprocessingInk" xmlns:wne="http://schemas.microsoft.com/office/word/2006/wordml" xmlns:wps="http://schemas.microsoft.com/office/word/2010/wordprocessingShape" mc:Ignorable="w14 w15 w16se w16cid w16 w16cex w16sdtdh wp14">
   <w:abstractNum w:abstractNumId="0" w15:restartNumberingAfterBreak="0">
     <w:nsid w:val="049156A1"/>
     <w:multiLevelType w:val="hybridMultilevel"/>
@@ -7806,124 +8369,124 @@
       </w:rPr>
     </w:lvl>
   </w:abstractNum>
-  <w:num w:numId="1" w16cid:durableId="2052267295">
+  <w:num w:numId="1">
     <w:abstractNumId w:val="3"/>
   </w:num>
-  <w:num w:numId="2" w16cid:durableId="1897037602">
+  <w:num w:numId="2">
     <w:abstractNumId w:val="8"/>
   </w:num>
-  <w:num w:numId="3" w16cid:durableId="1500464895">
+  <w:num w:numId="3">
     <w:abstractNumId w:val="12"/>
   </w:num>
-  <w:num w:numId="4" w16cid:durableId="1488785517">
+  <w:num w:numId="4">
     <w:abstractNumId w:val="28"/>
   </w:num>
-  <w:num w:numId="5" w16cid:durableId="2096320463">
+  <w:num w:numId="5">
     <w:abstractNumId w:val="30"/>
   </w:num>
-  <w:num w:numId="6" w16cid:durableId="1675375730">
+  <w:num w:numId="6">
     <w:abstractNumId w:val="4"/>
   </w:num>
-  <w:num w:numId="7" w16cid:durableId="1658146882">
+  <w:num w:numId="7">
     <w:abstractNumId w:val="11"/>
   </w:num>
-  <w:num w:numId="8" w16cid:durableId="684285981">
+  <w:num w:numId="8">
     <w:abstractNumId w:val="19"/>
   </w:num>
-  <w:num w:numId="9" w16cid:durableId="1414207263">
+  <w:num w:numId="9">
     <w:abstractNumId w:val="15"/>
   </w:num>
-  <w:num w:numId="10" w16cid:durableId="316225085">
+  <w:num w:numId="10">
     <w:abstractNumId w:val="9"/>
   </w:num>
-  <w:num w:numId="11" w16cid:durableId="109859338">
+  <w:num w:numId="11">
     <w:abstractNumId w:val="24"/>
   </w:num>
-  <w:num w:numId="12" w16cid:durableId="613486548">
+  <w:num w:numId="12">
     <w:abstractNumId w:val="35"/>
   </w:num>
-  <w:num w:numId="13" w16cid:durableId="1064178544">
+  <w:num w:numId="13">
     <w:abstractNumId w:val="29"/>
   </w:num>
-  <w:num w:numId="14" w16cid:durableId="215550197">
+  <w:num w:numId="14">
     <w:abstractNumId w:val="1"/>
   </w:num>
-  <w:num w:numId="15" w16cid:durableId="1548293318">
+  <w:num w:numId="15">
     <w:abstractNumId w:val="36"/>
   </w:num>
-  <w:num w:numId="16" w16cid:durableId="189153129">
+  <w:num w:numId="16">
     <w:abstractNumId w:val="21"/>
   </w:num>
-  <w:num w:numId="17" w16cid:durableId="795216515">
+  <w:num w:numId="17">
     <w:abstractNumId w:val="17"/>
   </w:num>
-  <w:num w:numId="18" w16cid:durableId="1567186688">
+  <w:num w:numId="18">
     <w:abstractNumId w:val="31"/>
   </w:num>
-  <w:num w:numId="19" w16cid:durableId="1826822776">
+  <w:num w:numId="19">
     <w:abstractNumId w:val="10"/>
   </w:num>
-  <w:num w:numId="20" w16cid:durableId="1706565502">
+  <w:num w:numId="20">
     <w:abstractNumId w:val="39"/>
   </w:num>
-  <w:num w:numId="21" w16cid:durableId="1724332356">
+  <w:num w:numId="21">
     <w:abstractNumId w:val="34"/>
   </w:num>
-  <w:num w:numId="22" w16cid:durableId="1044328450">
+  <w:num w:numId="22">
     <w:abstractNumId w:val="13"/>
   </w:num>
-  <w:num w:numId="23" w16cid:durableId="144398883">
+  <w:num w:numId="23">
     <w:abstractNumId w:val="14"/>
   </w:num>
-  <w:num w:numId="24" w16cid:durableId="537426400">
+  <w:num w:numId="24">
     <w:abstractNumId w:val="5"/>
   </w:num>
-  <w:num w:numId="25" w16cid:durableId="1798528442">
+  <w:num w:numId="25">
     <w:abstractNumId w:val="16"/>
   </w:num>
-  <w:num w:numId="26" w16cid:durableId="806315320">
+  <w:num w:numId="26">
     <w:abstractNumId w:val="20"/>
   </w:num>
-  <w:num w:numId="27" w16cid:durableId="608780033">
+  <w:num w:numId="27">
     <w:abstractNumId w:val="23"/>
   </w:num>
-  <w:num w:numId="28" w16cid:durableId="637953953">
+  <w:num w:numId="28">
     <w:abstractNumId w:val="0"/>
   </w:num>
-  <w:num w:numId="29" w16cid:durableId="1308851991">
+  <w:num w:numId="29">
     <w:abstractNumId w:val="18"/>
   </w:num>
-  <w:num w:numId="30" w16cid:durableId="1769504450">
+  <w:num w:numId="30">
     <w:abstractNumId w:val="22"/>
   </w:num>
-  <w:num w:numId="31" w16cid:durableId="1444959141">
+  <w:num w:numId="31">
     <w:abstractNumId w:val="2"/>
   </w:num>
-  <w:num w:numId="32" w16cid:durableId="133956212">
+  <w:num w:numId="32">
     <w:abstractNumId w:val="7"/>
   </w:num>
-  <w:num w:numId="33" w16cid:durableId="2006589278">
+  <w:num w:numId="33">
     <w:abstractNumId w:val="32"/>
   </w:num>
-  <w:num w:numId="34" w16cid:durableId="1302611327">
+  <w:num w:numId="34">
     <w:abstractNumId w:val="38"/>
   </w:num>
-  <w:num w:numId="35" w16cid:durableId="1473595856">
+  <w:num w:numId="35">
     <w:abstractNumId w:val="6"/>
   </w:num>
-  <w:num w:numId="36" w16cid:durableId="722413289">
+  <w:num w:numId="36">
     <w:abstractNumId w:val="25"/>
   </w:num>
-  <w:num w:numId="37" w16cid:durableId="1408958649">
+  <w:num w:numId="37">
     <w:abstractNumId w:val="37"/>
   </w:num>
-  <w:num w:numId="38" w16cid:durableId="785319627">
+  <w:num w:numId="38">
     <w:abstractNumId w:val="27"/>
   </w:num>
-  <w:num w:numId="39" w16cid:durableId="540895869">
+  <w:num w:numId="39">
     <w:abstractNumId w:val="26"/>
   </w:num>
-  <w:num w:numId="40" w16cid:durableId="1406026222">
+  <w:num w:numId="40">
     <w:abstractNumId w:val="33"/>
   </w:num>
   <w:numIdMacAtCleanup w:val="18"/>
@@ -7931,7 +8494,7 @@
 </file>
 
 <file path=word/styles.xml><?xml version="1.0" encoding="utf-8"?>
-<w:styles xmlns:mc="http://schemas.openxmlformats.org/markup-compatibility/2006" xmlns:r="http://schemas.openxmlformats.org/officeDocument/2006/relationships" xmlns:w="http://schemas.openxmlformats.org/wordprocessingml/2006/main" xmlns:w14="http://schemas.microsoft.com/office/word/2010/wordml" xmlns:w15="http://schemas.microsoft.com/office/word/2012/wordml" xmlns:w16cex="http://schemas.microsoft.com/office/word/2018/wordml/cex" xmlns:w16cid="http://schemas.microsoft.com/office/word/2016/wordml/cid" xmlns:w16="http://schemas.microsoft.com/office/word/2018/wordml" xmlns:w16du="http://schemas.microsoft.com/office/word/2023/wordml/word16du" xmlns:w16sdtdh="http://schemas.microsoft.com/office/word/2020/wordml/sdtdatahash" xmlns:w16sdtfl="http://schemas.microsoft.com/office/word/2024/wordml/sdtformatlock" xmlns:w16se="http://schemas.microsoft.com/office/word/2015/wordml/symex" mc:Ignorable="w14 w15 w16se w16cid w16 w16cex w16sdtdh w16sdtfl w16du">
+<w:styles xmlns:mc="http://schemas.openxmlformats.org/markup-compatibility/2006" xmlns:r="http://schemas.openxmlformats.org/officeDocument/2006/relationships" xmlns:w="http://schemas.openxmlformats.org/wordprocessingml/2006/main" xmlns:w14="http://schemas.microsoft.com/office/word/2010/wordml" xmlns:w15="http://schemas.microsoft.com/office/word/2012/wordml" xmlns:w16cex="http://schemas.microsoft.com/office/word/2018/wordml/cex" xmlns:w16cid="http://schemas.microsoft.com/office/word/2016/wordml/cid" xmlns:w16="http://schemas.microsoft.com/office/word/2018/wordml" xmlns:w16sdtdh="http://schemas.microsoft.com/office/word/2020/wordml/sdtdatahash" xmlns:w16se="http://schemas.microsoft.com/office/word/2015/wordml/symex" mc:Ignorable="w14 w15 w16se w16cid w16 w16cex w16sdtdh">
   <w:docDefaults>
     <w:rPrDefault>
       <w:rPr>
@@ -9370,7 +9933,7 @@
       <w:spacing w:after="0" w:line="240" w:lineRule="auto"/>
     </w:pPr>
   </w:style>
-  <w:style w:type="character" w:styleId="Fuerte">
+  <w:style w:type="character" w:styleId="Textoennegrita">
     <w:name w:val="Strong"/>
     <w:basedOn w:val="Fuentedeprrafopredeter"/>
     <w:uiPriority w:val="22"/>
@@ -9646,16 +10209,6 @@
 </file>
 
 <file path=customXml/item1.xml><?xml version="1.0" encoding="utf-8"?>
-<b:Sources xmlns:b="http://schemas.openxmlformats.org/officeDocument/2006/bibliography" xmlns="http://schemas.openxmlformats.org/officeDocument/2006/bibliography" SelectedStyle="\APASixthEditionOfficeOnline.xsl" StyleName="APA" Version="6"/>
-</file>
-
-<file path=customXml/item2.xml><?xml version="1.0" encoding="utf-8"?>
-<p:properties xmlns:p="http://schemas.microsoft.com/office/2006/metadata/properties" xmlns:xsi="http://www.w3.org/2001/XMLSchema-instance" xmlns:pc="http://schemas.microsoft.com/office/infopath/2007/PartnerControls">
-  <documentManagement/>
-</p:properties>
-</file>
-
-<file path=customXml/item3.xml><?xml version="1.0" encoding="utf-8"?>
 <ct:contentTypeSchema xmlns:ct="http://schemas.microsoft.com/office/2006/metadata/contentType" xmlns:ma="http://schemas.microsoft.com/office/2006/metadata/properties/metaAttributes" ct:_="" ma:_="" ma:contentTypeName="Documento" ma:contentTypeID="0x010100E96778489EE7714D8BD12CC105EB918B" ma:contentTypeVersion="2" ma:contentTypeDescription="Crear nuevo documento." ma:contentTypeScope="" ma:versionID="416c5c7ae9b5d54d83875cd3c65194e3">
   <xsd:schema xmlns:xsd="http://www.w3.org/2001/XMLSchema" xmlns:xs="http://www.w3.org/2001/XMLSchema" xmlns:p="http://schemas.microsoft.com/office/2006/metadata/properties" xmlns:ns2="126e8a1c-9ea9-435a-ac89-d06c80d62e30" targetNamespace="http://schemas.microsoft.com/office/2006/metadata/properties" ma:root="true" ma:fieldsID="70a237c842677bd850644f8595079f5e" ns2:_="">
     <xsd:import namespace="126e8a1c-9ea9-435a-ac89-d06c80d62e30"/>
@@ -9787,6 +10340,16 @@
 </ct:contentTypeSchema>
 </file>
 
+<file path=customXml/item2.xml><?xml version="1.0" encoding="utf-8"?>
+<p:properties xmlns:p="http://schemas.microsoft.com/office/2006/metadata/properties" xmlns:xsi="http://www.w3.org/2001/XMLSchema-instance" xmlns:pc="http://schemas.microsoft.com/office/infopath/2007/PartnerControls">
+  <documentManagement/>
+</p:properties>
+</file>
+
+<file path=customXml/item3.xml><?xml version="1.0" encoding="utf-8"?>
+<b:Sources xmlns:b="http://schemas.openxmlformats.org/officeDocument/2006/bibliography" xmlns="http://schemas.openxmlformats.org/officeDocument/2006/bibliography" SelectedStyle="\APASixthEditionOfficeOnline.xsl" StyleName="APA" Version="6"/>
+</file>
+
 <file path=customXml/item4.xml><?xml version="1.0" encoding="utf-8"?>
 <?mso-contentType ?>
 <FormTemplates xmlns="http://schemas.microsoft.com/sharepoint/v3/contenttype/forms">
@@ -9797,23 +10360,6 @@
 </file>
 
 <file path=customXml/itemProps1.xml><?xml version="1.0" encoding="utf-8"?>
-<ds:datastoreItem xmlns:ds="http://schemas.openxmlformats.org/officeDocument/2006/customXml" ds:itemID="{38798A93-35BB-4E36-97F5-7254B21EAFCC}">
-  <ds:schemaRefs>
-    <ds:schemaRef ds:uri="http://schemas.openxmlformats.org/officeDocument/2006/bibliography"/>
-  </ds:schemaRefs>
-</ds:datastoreItem>
-</file>
-
-<file path=customXml/itemProps2.xml><?xml version="1.0" encoding="utf-8"?>
-<ds:datastoreItem xmlns:ds="http://schemas.openxmlformats.org/officeDocument/2006/customXml" ds:itemID="{5F1783E3-BA1C-4CA3-8E32-C9B378BBED03}">
-  <ds:schemaRefs>
-    <ds:schemaRef ds:uri="http://schemas.microsoft.com/office/2006/metadata/properties"/>
-    <ds:schemaRef ds:uri="http://schemas.microsoft.com/office/infopath/2007/PartnerControls"/>
-  </ds:schemaRefs>
-</ds:datastoreItem>
-</file>
-
-<file path=customXml/itemProps3.xml><?xml version="1.0" encoding="utf-8"?>
 <ds:datastoreItem xmlns:ds="http://schemas.openxmlformats.org/officeDocument/2006/customXml" ds:itemID="{90673534-9590-47F8-B0D6-46AB217CB3AD}">
   <ds:schemaRefs>
     <ds:schemaRef ds:uri="http://schemas.microsoft.com/office/2006/metadata/contentType"/>
@@ -9831,6 +10377,23 @@
 </ds:datastoreItem>
 </file>
 
+<file path=customXml/itemProps2.xml><?xml version="1.0" encoding="utf-8"?>
+<ds:datastoreItem xmlns:ds="http://schemas.openxmlformats.org/officeDocument/2006/customXml" ds:itemID="{5F1783E3-BA1C-4CA3-8E32-C9B378BBED03}">
+  <ds:schemaRefs>
+    <ds:schemaRef ds:uri="http://schemas.microsoft.com/office/2006/metadata/properties"/>
+    <ds:schemaRef ds:uri="http://schemas.microsoft.com/office/infopath/2007/PartnerControls"/>
+  </ds:schemaRefs>
+</ds:datastoreItem>
+</file>
+
+<file path=customXml/itemProps3.xml><?xml version="1.0" encoding="utf-8"?>
+<ds:datastoreItem xmlns:ds="http://schemas.openxmlformats.org/officeDocument/2006/customXml" ds:itemID="{38798A93-35BB-4E36-97F5-7254B21EAFCC}">
+  <ds:schemaRefs>
+    <ds:schemaRef ds:uri="http://schemas.openxmlformats.org/officeDocument/2006/bibliography"/>
+  </ds:schemaRefs>
+</ds:datastoreItem>
+</file>
+
 <file path=customXml/itemProps4.xml><?xml version="1.0" encoding="utf-8"?>
 <ds:datastoreItem xmlns:ds="http://schemas.openxmlformats.org/officeDocument/2006/customXml" ds:itemID="{DABAA964-10BA-4DBC-ABF2-CDEAC0FAF7AA}">
   <ds:schemaRefs>

--- a/Fase 1/Evidencias Individuales/Jorge_Curiqueo__1.2_APT122_DiarioReflexionFase1.docx
+++ b/Fase 1/Evidencias Individuales/Jorge_Curiqueo__1.2_APT122_DiarioReflexionFase1.docx
@@ -1,6 +1,6 @@
 
 <file path=word/document.xml><?xml version="1.0" encoding="utf-8"?>
-<w:document xmlns:wpc="http://schemas.microsoft.com/office/word/2010/wordprocessingCanvas" xmlns:cx="http://schemas.microsoft.com/office/drawing/2014/chartex" xmlns:cx1="http://schemas.microsoft.com/office/drawing/2015/9/8/chartex" xmlns:cx2="http://schemas.microsoft.com/office/drawing/2015/10/21/chartex" xmlns:cx3="http://schemas.microsoft.com/office/drawing/2016/5/9/chartex" xmlns:cx4="http://schemas.microsoft.com/office/drawing/2016/5/10/chartex" xmlns:cx5="http://schemas.microsoft.com/office/drawing/2016/5/11/chartex" xmlns:cx6="http://schemas.microsoft.com/office/drawing/2016/5/12/chartex" xmlns:cx7="http://schemas.microsoft.com/office/drawing/2016/5/13/chartex" xmlns:cx8="http://schemas.microsoft.com/office/drawing/2016/5/14/chartex" xmlns:mc="http://schemas.openxmlformats.org/markup-compatibility/2006" xmlns:aink="http://schemas.microsoft.com/office/drawing/2016/ink" xmlns:am3d="http://schemas.microsoft.com/office/drawing/2017/model3d" xmlns:o="urn:schemas-microsoft-com:office:office" xmlns:r="http://schemas.openxmlformats.org/officeDocument/2006/relationships" xmlns:m="http://schemas.openxmlformats.org/officeDocument/2006/math" xmlns:v="urn:schemas-microsoft-com:vml" xmlns:wp14="http://schemas.microsoft.com/office/word/2010/wordprocessingDrawing" xmlns:wp="http://schemas.openxmlformats.org/drawingml/2006/wordprocessingDrawing" xmlns:w10="urn:schemas-microsoft-com:office:word" xmlns:w="http://schemas.openxmlformats.org/wordprocessingml/2006/main" xmlns:w14="http://schemas.microsoft.com/office/word/2010/wordml" xmlns:w15="http://schemas.microsoft.com/office/word/2012/wordml" xmlns:w16cex="http://schemas.microsoft.com/office/word/2018/wordml/cex" xmlns:w16cid="http://schemas.microsoft.com/office/word/2016/wordml/cid" xmlns:w16="http://schemas.microsoft.com/office/word/2018/wordml" xmlns:w16sdtdh="http://schemas.microsoft.com/office/word/2020/wordml/sdtdatahash" xmlns:w16se="http://schemas.microsoft.com/office/word/2015/wordml/symex" xmlns:wpg="http://schemas.microsoft.com/office/word/2010/wordprocessingGroup" xmlns:wpi="http://schemas.microsoft.com/office/word/2010/wordprocessingInk" xmlns:wne="http://schemas.microsoft.com/office/word/2006/wordml" xmlns:wps="http://schemas.microsoft.com/office/word/2010/wordprocessingShape" mc:Ignorable="w14 w15 w16se w16cid w16 w16cex w16sdtdh wp14">
+<w:document xmlns:wpc="http://schemas.microsoft.com/office/word/2010/wordprocessingCanvas" xmlns:cx="http://schemas.microsoft.com/office/drawing/2014/chartex" xmlns:cx1="http://schemas.microsoft.com/office/drawing/2015/9/8/chartex" xmlns:cx2="http://schemas.microsoft.com/office/drawing/2015/10/21/chartex" xmlns:cx3="http://schemas.microsoft.com/office/drawing/2016/5/9/chartex" xmlns:cx4="http://schemas.microsoft.com/office/drawing/2016/5/10/chartex" xmlns:cx5="http://schemas.microsoft.com/office/drawing/2016/5/11/chartex" xmlns:cx6="http://schemas.microsoft.com/office/drawing/2016/5/12/chartex" xmlns:cx7="http://schemas.microsoft.com/office/drawing/2016/5/13/chartex" xmlns:cx8="http://schemas.microsoft.com/office/drawing/2016/5/14/chartex" xmlns:mc="http://schemas.openxmlformats.org/markup-compatibility/2006" xmlns:aink="http://schemas.microsoft.com/office/drawing/2016/ink" xmlns:am3d="http://schemas.microsoft.com/office/drawing/2017/model3d" xmlns:o="urn:schemas-microsoft-com:office:office" xmlns:oel="http://schemas.microsoft.com/office/2019/extlst" xmlns:r="http://schemas.openxmlformats.org/officeDocument/2006/relationships" xmlns:m="http://schemas.openxmlformats.org/officeDocument/2006/math" xmlns:v="urn:schemas-microsoft-com:vml" xmlns:wp14="http://schemas.microsoft.com/office/word/2010/wordprocessingDrawing" xmlns:wp="http://schemas.openxmlformats.org/drawingml/2006/wordprocessingDrawing" xmlns:w10="urn:schemas-microsoft-com:office:word" xmlns:w="http://schemas.openxmlformats.org/wordprocessingml/2006/main" xmlns:w14="http://schemas.microsoft.com/office/word/2010/wordml" xmlns:w15="http://schemas.microsoft.com/office/word/2012/wordml" xmlns:w16cex="http://schemas.microsoft.com/office/word/2018/wordml/cex" xmlns:w16cid="http://schemas.microsoft.com/office/word/2016/wordml/cid" xmlns:w16="http://schemas.microsoft.com/office/word/2018/wordml" xmlns:w16du="http://schemas.microsoft.com/office/word/2023/wordml/word16du" xmlns:w16sdtdh="http://schemas.microsoft.com/office/word/2020/wordml/sdtdatahash" xmlns:w16sdtfl="http://schemas.microsoft.com/office/word/2024/wordml/sdtformatlock" xmlns:w16se="http://schemas.microsoft.com/office/word/2015/wordml/symex" xmlns:wpg="http://schemas.microsoft.com/office/word/2010/wordprocessingGroup" xmlns:wpi="http://schemas.microsoft.com/office/word/2010/wordprocessingInk" xmlns:wne="http://schemas.microsoft.com/office/word/2006/wordml" xmlns:wps="http://schemas.microsoft.com/office/word/2010/wordprocessingShape" mc:Ignorable="w14 w15 w16se w16cid w16 w16cex w16sdtdh w16sdtfl w16du wp14">
   <w:body>
     <w:p/>
     <w:tbl>
@@ -384,97 +384,7 @@
                 <w:sz w:val="24"/>
                 <w:szCs w:val="24"/>
               </w:rPr>
-              <w:t xml:space="preserve"> de Soluciones con Inteligencia Artificial”</w:t>
-            </w:r>
-            <w:r>
-              <w:rPr>
-                <w:rFonts w:eastAsiaTheme="majorEastAsia"/>
-                <w:color w:val="767171" w:themeColor="background2" w:themeShade="80"/>
-                <w:sz w:val="24"/>
-                <w:szCs w:val="24"/>
-              </w:rPr>
-              <w:t xml:space="preserve">, </w:t>
-            </w:r>
-            <w:r>
-              <w:rPr>
-                <w:rFonts w:eastAsiaTheme="majorEastAsia"/>
-                <w:color w:val="767171" w:themeColor="background2" w:themeShade="80"/>
-                <w:sz w:val="24"/>
-                <w:szCs w:val="24"/>
-              </w:rPr>
-              <w:t xml:space="preserve">ya que me gustó el proceso de creación de una </w:t>
-            </w:r>
-            <w:r>
-              <w:rPr>
-                <w:rFonts w:eastAsiaTheme="majorEastAsia"/>
-                <w:color w:val="767171" w:themeColor="background2" w:themeShade="80"/>
-                <w:sz w:val="24"/>
-                <w:szCs w:val="24"/>
-              </w:rPr>
-              <w:t>IA</w:t>
-            </w:r>
-            <w:r>
-              <w:rPr>
-                <w:rFonts w:eastAsiaTheme="majorEastAsia"/>
-                <w:color w:val="767171" w:themeColor="background2" w:themeShade="80"/>
-                <w:sz w:val="24"/>
-                <w:szCs w:val="24"/>
-              </w:rPr>
-              <w:t xml:space="preserve"> y todos sus puntos en este proceso, también “Minería de Datos”</w:t>
-            </w:r>
-            <w:r>
-              <w:rPr>
-                <w:rFonts w:eastAsiaTheme="majorEastAsia"/>
-                <w:color w:val="767171" w:themeColor="background2" w:themeShade="80"/>
-                <w:sz w:val="24"/>
-                <w:szCs w:val="24"/>
-              </w:rPr>
-              <w:t>,</w:t>
-            </w:r>
-            <w:r>
-              <w:rPr>
-                <w:rFonts w:eastAsiaTheme="majorEastAsia"/>
-                <w:color w:val="767171" w:themeColor="background2" w:themeShade="80"/>
-                <w:sz w:val="24"/>
-                <w:szCs w:val="24"/>
-              </w:rPr>
-              <w:t xml:space="preserve"> un poco por la creación y revisión de los datos para ver tendencias y demás. Otro ser</w:t>
-            </w:r>
-            <w:r>
-              <w:rPr>
-                <w:rFonts w:eastAsiaTheme="majorEastAsia"/>
-                <w:color w:val="767171" w:themeColor="background2" w:themeShade="80"/>
-                <w:sz w:val="24"/>
-                <w:szCs w:val="24"/>
-              </w:rPr>
-              <w:t>í</w:t>
-            </w:r>
-            <w:r>
-              <w:rPr>
-                <w:rFonts w:eastAsiaTheme="majorEastAsia"/>
-                <w:color w:val="767171" w:themeColor="background2" w:themeShade="80"/>
-                <w:sz w:val="24"/>
-                <w:szCs w:val="24"/>
-              </w:rPr>
-              <w:t xml:space="preserve">a lo de documentación como “Gestión de Proyectos </w:t>
-            </w:r>
-            <w:r>
-              <w:rPr>
-                <w:rFonts w:eastAsiaTheme="majorEastAsia"/>
-                <w:color w:val="767171" w:themeColor="background2" w:themeShade="80"/>
-                <w:sz w:val="24"/>
-                <w:szCs w:val="24"/>
-              </w:rPr>
-              <w:t>I</w:t>
-            </w:r>
-            <w:r>
-              <w:rPr>
-                <w:rFonts w:eastAsiaTheme="majorEastAsia"/>
-                <w:color w:val="767171" w:themeColor="background2" w:themeShade="80"/>
-                <w:sz w:val="24"/>
-                <w:szCs w:val="24"/>
-              </w:rPr>
-              <w:t xml:space="preserve">nformáticos” por cómo es tan importante tener claro este aspecto para poder llevar a flote un proyecto, similar con “Gestión de Riesgos”. </w:t>
+              <w:t xml:space="preserve"> de Soluciones con Inteligencia Artificial” ya que me gustó el proceso de creación de una ia y todos sus puntos en este proceso, también “Minería de Datos” un poco por la creación y revisión de los datos para ver tendencias y demás. Otro seria lo de documentación como “Gestión de Proyectos informáticos” por cómo es tan importante tener claro este aspecto para poder llevar a flote un proyecto, similar con “Gestión de Riesgos”. </w:t>
             </w:r>
           </w:p>
           <w:p>
@@ -575,7 +485,7 @@
                 <w:sz w:val="24"/>
                 <w:szCs w:val="24"/>
               </w:rPr>
-              <w:t>Son importantes porque dan un puntapi</w:t>
+              <w:t xml:space="preserve">Son importantes porque dan un </w:t>
             </w:r>
             <w:r>
               <w:rPr>
@@ -584,7 +494,7 @@
                 <w:sz w:val="24"/>
                 <w:szCs w:val="24"/>
               </w:rPr>
-              <w:t>é</w:t>
+              <w:t>puntapié</w:t>
             </w:r>
             <w:r>
               <w:rPr>
@@ -593,7 +503,7 @@
                 <w:sz w:val="24"/>
                 <w:szCs w:val="24"/>
               </w:rPr>
-              <w:t xml:space="preserve"> inicial para tener algo que demuestre nuestros conocimientos en cosas como el CV</w:t>
+              <w:t xml:space="preserve"> inicial para que tener algo que demuestre nuestros conocimientos en cosas como el CV  y demás</w:t>
             </w:r>
             <w:r>
               <w:rPr>
@@ -602,7 +512,7 @@
                 <w:sz w:val="24"/>
                 <w:szCs w:val="24"/>
               </w:rPr>
-              <w:t>, etc.</w:t>
+              <w:t>, demuestra que tienes conocimiento avanzado en X aspecto y este esta certificado por alguna entidad que represente algo dentro de la industria.</w:t>
             </w:r>
           </w:p>
           <w:p>
@@ -985,27 +895,7 @@
                 <w:sz w:val="24"/>
                 <w:szCs w:val="24"/>
               </w:rPr>
-              <w:t xml:space="preserve">Lo respectivo a documentación y el trabajo de creación de IA, minería de datos y </w:t>
-            </w:r>
-            <w:proofErr w:type="spellStart"/>
-            <w:r>
-              <w:rPr>
-                <w:rFonts w:eastAsiaTheme="majorEastAsia"/>
-                <w:color w:val="767171" w:themeColor="background2" w:themeShade="80"/>
-                <w:sz w:val="24"/>
-                <w:szCs w:val="24"/>
-              </w:rPr>
-              <w:t>dashboards</w:t>
-            </w:r>
-            <w:proofErr w:type="spellEnd"/>
-            <w:r>
-              <w:rPr>
-                <w:rFonts w:eastAsiaTheme="majorEastAsia"/>
-                <w:color w:val="767171" w:themeColor="background2" w:themeShade="80"/>
-                <w:sz w:val="24"/>
-                <w:szCs w:val="24"/>
-              </w:rPr>
-              <w:t xml:space="preserve"> también siento que los tengo m</w:t>
+              <w:t>Lo respectivo a documentación y el trabajo de creación de IA, minería de datos y dashboards también siento que los tengo mas trabajados y serian fortalezas. Las consultas a bases de datos y la escritura en general de código sin la ayuda de una IA serian mis mayores problemas ya que me cuesta demasiado poder formular un bloque de código sin tener que consultar o hacer Prompt Engineering (creo que así se le dice</w:t>
             </w:r>
             <w:r>
               <w:rPr>
@@ -1014,166 +904,7 @@
                 <w:sz w:val="24"/>
                 <w:szCs w:val="24"/>
               </w:rPr>
-              <w:t>á</w:t>
-            </w:r>
-            <w:r>
-              <w:rPr>
-                <w:rFonts w:eastAsiaTheme="majorEastAsia"/>
-                <w:color w:val="767171" w:themeColor="background2" w:themeShade="80"/>
-                <w:sz w:val="24"/>
-                <w:szCs w:val="24"/>
-              </w:rPr>
-              <w:t>s trabajados y ser</w:t>
-            </w:r>
-            <w:r>
-              <w:rPr>
-                <w:rFonts w:eastAsiaTheme="majorEastAsia"/>
-                <w:color w:val="767171" w:themeColor="background2" w:themeShade="80"/>
-                <w:sz w:val="24"/>
-                <w:szCs w:val="24"/>
-              </w:rPr>
-              <w:t>í</w:t>
-            </w:r>
-            <w:r>
-              <w:rPr>
-                <w:rFonts w:eastAsiaTheme="majorEastAsia"/>
-                <w:color w:val="767171" w:themeColor="background2" w:themeShade="80"/>
-                <w:sz w:val="24"/>
-                <w:szCs w:val="24"/>
-              </w:rPr>
-              <w:t>an fortalezas. Las consultas a bases de datos y la escritura en general de código sin la ayuda de una IA ser</w:t>
-            </w:r>
-            <w:r>
-              <w:rPr>
-                <w:rFonts w:eastAsiaTheme="majorEastAsia"/>
-                <w:color w:val="767171" w:themeColor="background2" w:themeShade="80"/>
-                <w:sz w:val="24"/>
-                <w:szCs w:val="24"/>
-              </w:rPr>
-              <w:t>í</w:t>
-            </w:r>
-            <w:r>
-              <w:rPr>
-                <w:rFonts w:eastAsiaTheme="majorEastAsia"/>
-                <w:color w:val="767171" w:themeColor="background2" w:themeShade="80"/>
-                <w:sz w:val="24"/>
-                <w:szCs w:val="24"/>
-              </w:rPr>
-              <w:t>an mis mayores problemas</w:t>
-            </w:r>
-            <w:r>
-              <w:rPr>
-                <w:rFonts w:eastAsiaTheme="majorEastAsia"/>
-                <w:color w:val="767171" w:themeColor="background2" w:themeShade="80"/>
-                <w:sz w:val="24"/>
-                <w:szCs w:val="24"/>
-              </w:rPr>
-              <w:t>,</w:t>
-            </w:r>
-            <w:r>
-              <w:rPr>
-                <w:rFonts w:eastAsiaTheme="majorEastAsia"/>
-                <w:color w:val="767171" w:themeColor="background2" w:themeShade="80"/>
-                <w:sz w:val="24"/>
-                <w:szCs w:val="24"/>
-              </w:rPr>
-              <w:t xml:space="preserve"> ya que me cuesta demasiado poder formular un bloque de código sin tener que consultar o hacer </w:t>
-            </w:r>
-            <w:proofErr w:type="spellStart"/>
-            <w:r>
-              <w:rPr>
-                <w:rFonts w:eastAsiaTheme="majorEastAsia"/>
-                <w:color w:val="767171" w:themeColor="background2" w:themeShade="80"/>
-                <w:sz w:val="24"/>
-                <w:szCs w:val="24"/>
-              </w:rPr>
-              <w:t>p</w:t>
-            </w:r>
-            <w:r>
-              <w:rPr>
-                <w:rFonts w:eastAsiaTheme="majorEastAsia"/>
-                <w:color w:val="767171" w:themeColor="background2" w:themeShade="80"/>
-                <w:sz w:val="24"/>
-                <w:szCs w:val="24"/>
-              </w:rPr>
-              <w:t>rompt</w:t>
-            </w:r>
-            <w:proofErr w:type="spellEnd"/>
-            <w:r>
-              <w:rPr>
-                <w:rFonts w:eastAsiaTheme="majorEastAsia"/>
-                <w:color w:val="767171" w:themeColor="background2" w:themeShade="80"/>
-                <w:sz w:val="24"/>
-                <w:szCs w:val="24"/>
-              </w:rPr>
-              <w:t xml:space="preserve"> </w:t>
-            </w:r>
-            <w:proofErr w:type="spellStart"/>
-            <w:r>
-              <w:rPr>
-                <w:rFonts w:eastAsiaTheme="majorEastAsia"/>
-                <w:color w:val="767171" w:themeColor="background2" w:themeShade="80"/>
-                <w:sz w:val="24"/>
-                <w:szCs w:val="24"/>
-              </w:rPr>
-              <w:t>e</w:t>
-            </w:r>
-            <w:r>
-              <w:rPr>
-                <w:rFonts w:eastAsiaTheme="majorEastAsia"/>
-                <w:color w:val="767171" w:themeColor="background2" w:themeShade="80"/>
-                <w:sz w:val="24"/>
-                <w:szCs w:val="24"/>
-              </w:rPr>
-              <w:t>ngineering</w:t>
-            </w:r>
-            <w:proofErr w:type="spellEnd"/>
-            <w:r>
-              <w:rPr>
-                <w:rFonts w:eastAsiaTheme="majorEastAsia"/>
-                <w:color w:val="767171" w:themeColor="background2" w:themeShade="80"/>
-                <w:sz w:val="24"/>
-                <w:szCs w:val="24"/>
-              </w:rPr>
-              <w:t>.</w:t>
-            </w:r>
-            <w:r>
-              <w:rPr>
-                <w:rFonts w:eastAsiaTheme="majorEastAsia"/>
-                <w:color w:val="767171" w:themeColor="background2" w:themeShade="80"/>
-                <w:sz w:val="24"/>
-                <w:szCs w:val="24"/>
-              </w:rPr>
-              <w:t xml:space="preserve"> (creo que así se le dice </w:t>
-            </w:r>
-            <w:proofErr w:type="spellStart"/>
-            <w:r>
-              <w:rPr>
-                <w:rFonts w:eastAsiaTheme="majorEastAsia"/>
-                <w:color w:val="767171" w:themeColor="background2" w:themeShade="80"/>
-                <w:sz w:val="24"/>
-                <w:szCs w:val="24"/>
-              </w:rPr>
-              <w:t>xd</w:t>
-            </w:r>
-            <w:proofErr w:type="spellEnd"/>
-            <w:r>
-              <w:rPr>
-                <w:rFonts w:eastAsiaTheme="majorEastAsia"/>
-                <w:color w:val="767171" w:themeColor="background2" w:themeShade="80"/>
-                <w:sz w:val="24"/>
-                <w:szCs w:val="24"/>
-              </w:rPr>
-              <w:t>)</w:t>
-            </w:r>
-            <w:r>
-              <w:rPr>
-                <w:rFonts w:eastAsiaTheme="majorEastAsia"/>
-                <w:color w:val="767171" w:themeColor="background2" w:themeShade="80"/>
-                <w:sz w:val="24"/>
-                <w:szCs w:val="24"/>
-              </w:rPr>
-              <w:t>.</w:t>
+              <w:t>).</w:t>
             </w:r>
           </w:p>
           <w:p>
@@ -1598,25 +1329,7 @@
                 <w:sz w:val="24"/>
                 <w:szCs w:val="24"/>
               </w:rPr>
-              <w:t>Los que son respecto a la creación de IA o análisis de datos. Lo de la documentación va en todo</w:t>
-            </w:r>
-            <w:r>
-              <w:rPr>
-                <w:rFonts w:eastAsiaTheme="majorEastAsia"/>
-                <w:color w:val="767171" w:themeColor="background2" w:themeShade="80"/>
-                <w:sz w:val="24"/>
-                <w:szCs w:val="24"/>
-              </w:rPr>
-              <w:t>,</w:t>
-            </w:r>
-            <w:r>
-              <w:rPr>
-                <w:rFonts w:eastAsiaTheme="majorEastAsia"/>
-                <w:color w:val="767171" w:themeColor="background2" w:themeShade="80"/>
-                <w:sz w:val="24"/>
-                <w:szCs w:val="24"/>
-              </w:rPr>
-              <w:t xml:space="preserve"> así que es un plus.</w:t>
+              <w:t>Los que son respecto a la creación de IA o análisis de datos. Lo de la documentación va en todo así que es un plus.</w:t>
             </w:r>
           </w:p>
           <w:p>
@@ -1737,25 +1450,7 @@
                 <w:sz w:val="24"/>
                 <w:szCs w:val="24"/>
               </w:rPr>
-              <w:t xml:space="preserve">Las mencionadas previamente, las consultas de bases de datos se me complican bastante y el codear sin una </w:t>
-            </w:r>
-            <w:r>
-              <w:rPr>
-                <w:rFonts w:eastAsiaTheme="majorEastAsia"/>
-                <w:color w:val="767171" w:themeColor="background2" w:themeShade="80"/>
-                <w:sz w:val="24"/>
-                <w:szCs w:val="24"/>
-              </w:rPr>
-              <w:t>IA</w:t>
-            </w:r>
-            <w:r>
-              <w:rPr>
-                <w:rFonts w:eastAsiaTheme="majorEastAsia"/>
-                <w:color w:val="767171" w:themeColor="background2" w:themeShade="80"/>
-                <w:sz w:val="24"/>
-                <w:szCs w:val="24"/>
-              </w:rPr>
-              <w:t xml:space="preserve"> ayudándome.</w:t>
+              <w:t>Las mencionadas previamente, las consultas de bases de datos se me complican bastante y el codear sin una ia ayudándome.</w:t>
             </w:r>
           </w:p>
           <w:p>
@@ -1897,28 +1592,14 @@
                 <w:szCs w:val="24"/>
               </w:rPr>
             </w:pPr>
-          </w:p>
-          <w:p>
-            <w:pPr>
-              <w:tabs>
-                <w:tab w:val="left" w:pos="454"/>
-              </w:tabs>
-              <w:jc w:val="both"/>
+            <w:r>
               <w:rPr>
                 <w:rFonts w:eastAsiaTheme="majorEastAsia"/>
                 <w:color w:val="767171" w:themeColor="background2" w:themeShade="80"/>
                 <w:sz w:val="24"/>
                 <w:szCs w:val="24"/>
               </w:rPr>
-            </w:pPr>
-            <w:r>
-              <w:rPr>
-                <w:rFonts w:eastAsiaTheme="majorEastAsia"/>
-                <w:color w:val="767171" w:themeColor="background2" w:themeShade="80"/>
-                <w:sz w:val="24"/>
-                <w:szCs w:val="24"/>
-              </w:rPr>
-              <w:t>P</w:t>
+              <w:t xml:space="preserve">principalmente creo que lo que me gustaría seria poder estar en un proyecto referente a mis fortalezas antes mencionadas en los </w:t>
             </w:r>
             <w:r>
               <w:rPr>
@@ -1927,7 +1608,7 @@
                 <w:sz w:val="24"/>
                 <w:szCs w:val="24"/>
               </w:rPr>
-              <w:t>rincipalmente creo que lo que me gustaría ser</w:t>
+              <w:t xml:space="preserve">cuales pueda estar seguro que mi aprendizaje estos años no fue en vano o quizás en proyecto los cuales sean mis puntos </w:t>
             </w:r>
             <w:r>
               <w:rPr>
@@ -1936,7 +1617,7 @@
                 <w:sz w:val="24"/>
                 <w:szCs w:val="24"/>
               </w:rPr>
-              <w:t>í</w:t>
+              <w:t>débiles,</w:t>
             </w:r>
             <w:r>
               <w:rPr>
@@ -1945,7 +1626,7 @@
                 <w:sz w:val="24"/>
                 <w:szCs w:val="24"/>
               </w:rPr>
-              <w:t>a poder estar en un proyecto referente a mis fortalezas antes mencionadas</w:t>
+              <w:t xml:space="preserve"> pero poder desenvolverme perfecto en ellos o </w:t>
             </w:r>
             <w:r>
               <w:rPr>
@@ -1954,7 +1635,7 @@
                 <w:sz w:val="24"/>
                 <w:szCs w:val="24"/>
               </w:rPr>
-              <w:t>,</w:t>
+              <w:t>al menos</w:t>
             </w:r>
             <w:r>
               <w:rPr>
@@ -1963,189 +1644,7 @@
                 <w:sz w:val="24"/>
                 <w:szCs w:val="24"/>
               </w:rPr>
-              <w:t xml:space="preserve"> en </w:t>
-            </w:r>
-            <w:r>
-              <w:rPr>
-                <w:rFonts w:eastAsiaTheme="majorEastAsia"/>
-                <w:color w:val="767171" w:themeColor="background2" w:themeShade="80"/>
-                <w:sz w:val="24"/>
-                <w:szCs w:val="24"/>
-              </w:rPr>
-              <w:t>el</w:t>
-            </w:r>
-            <w:r>
-              <w:rPr>
-                <w:rFonts w:eastAsiaTheme="majorEastAsia"/>
-                <w:color w:val="767171" w:themeColor="background2" w:themeShade="80"/>
-                <w:sz w:val="24"/>
-                <w:szCs w:val="24"/>
-              </w:rPr>
-              <w:t xml:space="preserve"> </w:t>
-            </w:r>
-            <w:r>
-              <w:rPr>
-                <w:rFonts w:eastAsiaTheme="majorEastAsia"/>
-                <w:color w:val="767171" w:themeColor="background2" w:themeShade="80"/>
-                <w:sz w:val="24"/>
-                <w:szCs w:val="24"/>
-              </w:rPr>
-              <w:t xml:space="preserve">cuales pueda estar seguro </w:t>
-            </w:r>
-            <w:r>
-              <w:rPr>
-                <w:rFonts w:eastAsiaTheme="majorEastAsia"/>
-                <w:color w:val="767171" w:themeColor="background2" w:themeShade="80"/>
-                <w:sz w:val="24"/>
-                <w:szCs w:val="24"/>
-              </w:rPr>
-              <w:t xml:space="preserve">de </w:t>
-            </w:r>
-            <w:r>
-              <w:rPr>
-                <w:rFonts w:eastAsiaTheme="majorEastAsia"/>
-                <w:color w:val="767171" w:themeColor="background2" w:themeShade="80"/>
-                <w:sz w:val="24"/>
-                <w:szCs w:val="24"/>
-              </w:rPr>
-              <w:t>que mi aprendizaje estos años no fue en vano</w:t>
-            </w:r>
-            <w:r>
-              <w:rPr>
-                <w:rFonts w:eastAsiaTheme="majorEastAsia"/>
-                <w:color w:val="767171" w:themeColor="background2" w:themeShade="80"/>
-                <w:sz w:val="24"/>
-                <w:szCs w:val="24"/>
-              </w:rPr>
-              <w:t>,</w:t>
-            </w:r>
-            <w:r>
-              <w:rPr>
-                <w:rFonts w:eastAsiaTheme="majorEastAsia"/>
-                <w:color w:val="767171" w:themeColor="background2" w:themeShade="80"/>
-                <w:sz w:val="24"/>
-                <w:szCs w:val="24"/>
-              </w:rPr>
-              <w:t xml:space="preserve"> o quizás en proyecto</w:t>
-            </w:r>
-            <w:r>
-              <w:rPr>
-                <w:rFonts w:eastAsiaTheme="majorEastAsia"/>
-                <w:color w:val="767171" w:themeColor="background2" w:themeShade="80"/>
-                <w:sz w:val="24"/>
-                <w:szCs w:val="24"/>
-              </w:rPr>
-              <w:t>s</w:t>
-            </w:r>
-            <w:r>
-              <w:rPr>
-                <w:rFonts w:eastAsiaTheme="majorEastAsia"/>
-                <w:color w:val="767171" w:themeColor="background2" w:themeShade="80"/>
-                <w:sz w:val="24"/>
-                <w:szCs w:val="24"/>
-              </w:rPr>
-              <w:t xml:space="preserve"> los cuales sean mis puntos débiles</w:t>
-            </w:r>
-            <w:r>
-              <w:rPr>
-                <w:rFonts w:eastAsiaTheme="majorEastAsia"/>
-                <w:color w:val="767171" w:themeColor="background2" w:themeShade="80"/>
-                <w:sz w:val="24"/>
-                <w:szCs w:val="24"/>
-              </w:rPr>
-              <w:t>,</w:t>
-            </w:r>
-            <w:r>
-              <w:rPr>
-                <w:rFonts w:eastAsiaTheme="majorEastAsia"/>
-                <w:color w:val="767171" w:themeColor="background2" w:themeShade="80"/>
-                <w:sz w:val="24"/>
-                <w:szCs w:val="24"/>
-              </w:rPr>
-              <w:t xml:space="preserve"> pero poder desenvolverme perfecto en ellos o al</w:t>
-            </w:r>
-            <w:r>
-              <w:rPr>
-                <w:rFonts w:eastAsiaTheme="majorEastAsia"/>
-                <w:color w:val="767171" w:themeColor="background2" w:themeShade="80"/>
-                <w:sz w:val="24"/>
-                <w:szCs w:val="24"/>
-              </w:rPr>
-              <w:t xml:space="preserve"> </w:t>
-            </w:r>
-            <w:r>
-              <w:rPr>
-                <w:rFonts w:eastAsiaTheme="majorEastAsia"/>
-                <w:color w:val="767171" w:themeColor="background2" w:themeShade="80"/>
-                <w:sz w:val="24"/>
-                <w:szCs w:val="24"/>
-              </w:rPr>
-              <w:t>menos sin muchos contratiempos. M</w:t>
-            </w:r>
-            <w:r>
-              <w:rPr>
-                <w:rFonts w:eastAsiaTheme="majorEastAsia"/>
-                <w:color w:val="767171" w:themeColor="background2" w:themeShade="80"/>
-                <w:sz w:val="24"/>
-                <w:szCs w:val="24"/>
-              </w:rPr>
-              <w:t>á</w:t>
-            </w:r>
-            <w:r>
-              <w:rPr>
-                <w:rFonts w:eastAsiaTheme="majorEastAsia"/>
-                <w:color w:val="767171" w:themeColor="background2" w:themeShade="80"/>
-                <w:sz w:val="24"/>
-                <w:szCs w:val="24"/>
-              </w:rPr>
-              <w:t>s que nada</w:t>
-            </w:r>
-            <w:r>
-              <w:rPr>
-                <w:rFonts w:eastAsiaTheme="majorEastAsia"/>
-                <w:color w:val="767171" w:themeColor="background2" w:themeShade="80"/>
-                <w:sz w:val="24"/>
-                <w:szCs w:val="24"/>
-              </w:rPr>
-              <w:t>,</w:t>
-            </w:r>
-            <w:r>
-              <w:rPr>
-                <w:rFonts w:eastAsiaTheme="majorEastAsia"/>
-                <w:color w:val="767171" w:themeColor="background2" w:themeShade="80"/>
-                <w:sz w:val="24"/>
-                <w:szCs w:val="24"/>
-              </w:rPr>
-              <w:t xml:space="preserve"> es referente a mi mentalidad derrotista o de que siempre estoy mal, quiero poder demostrarme que me equivoco y si soy capaz de levantar proyectos o realizar tareas que se ven infernales sin mayores contratiempos (como el </w:t>
-            </w:r>
-            <w:proofErr w:type="spellStart"/>
-            <w:r>
-              <w:rPr>
-                <w:rFonts w:eastAsiaTheme="majorEastAsia"/>
-                <w:color w:val="767171" w:themeColor="background2" w:themeShade="80"/>
-                <w:sz w:val="24"/>
-                <w:szCs w:val="24"/>
-              </w:rPr>
-              <w:t>Capstone</w:t>
-            </w:r>
-            <w:proofErr w:type="spellEnd"/>
-            <w:r>
-              <w:rPr>
-                <w:rFonts w:eastAsiaTheme="majorEastAsia"/>
-                <w:color w:val="767171" w:themeColor="background2" w:themeShade="80"/>
-                <w:sz w:val="24"/>
-                <w:szCs w:val="24"/>
-              </w:rPr>
-              <w:t xml:space="preserve">, </w:t>
-            </w:r>
-            <w:r>
-              <w:rPr>
-                <w:rFonts w:eastAsiaTheme="majorEastAsia"/>
-                <w:color w:val="767171" w:themeColor="background2" w:themeShade="80"/>
-                <w:sz w:val="24"/>
-                <w:szCs w:val="24"/>
-              </w:rPr>
-              <w:t>por ejemplo)</w:t>
+              <w:t xml:space="preserve"> sin muchos contratiempos. Mas que nada es referente a mi mentalidad derrotista o de que siempre estoy mal, quiero poder demostrarme que me equivoco y si soy capaz de levantar proyectos o realizar tareas que se ven infernales sin mayores contratiempos (como el Capstone por ejemplo)</w:t>
             </w:r>
             <w:r>
               <w:rPr>
@@ -2456,7 +1955,7 @@
                 <w:sz w:val="24"/>
                 <w:szCs w:val="24"/>
               </w:rPr>
-              <w:t xml:space="preserve">El </w:t>
+              <w:t xml:space="preserve">El ultimo si, referente a una web de compra y diseño de vestidos por la carrera de mi hermana. </w:t>
             </w:r>
             <w:r>
               <w:rPr>
@@ -2465,7 +1964,7 @@
                 <w:sz w:val="24"/>
                 <w:szCs w:val="24"/>
               </w:rPr>
-              <w:t>ú</w:t>
+              <w:t>Tenia planteado</w:t>
             </w:r>
             <w:r>
               <w:rPr>
@@ -2474,7 +1973,7 @@
                 <w:sz w:val="24"/>
                 <w:szCs w:val="24"/>
               </w:rPr>
-              <w:t>ltimo s</w:t>
+              <w:t xml:space="preserve"> ocupar una inteligencia artificial como apoyo para la misma con un sistema similar al que se implementará en el capstone, o al menos que al mencionarlas por encima se parezcan, lo mismo con otro referente a compras de mangas en chile con un sistema similar con IA asistente. Realmente me gusta mucho la creación y demás cosas referentes a una IA pero mis ideas eran muy básicas o al menos no </w:t>
             </w:r>
             <w:r>
               <w:rPr>
@@ -2483,7 +1982,7 @@
                 <w:sz w:val="24"/>
                 <w:szCs w:val="24"/>
               </w:rPr>
-              <w:t>í</w:t>
+              <w:t>tenía</w:t>
             </w:r>
             <w:r>
               <w:rPr>
@@ -2492,189 +1991,7 @@
                 <w:sz w:val="24"/>
                 <w:szCs w:val="24"/>
               </w:rPr>
-              <w:t>, referente a una web de compra y diseño de vestidos por la carrera de mi hermana. Ten</w:t>
-            </w:r>
-            <w:r>
-              <w:rPr>
-                <w:rFonts w:eastAsiaTheme="majorEastAsia"/>
-                <w:color w:val="767171" w:themeColor="background2" w:themeShade="80"/>
-                <w:sz w:val="24"/>
-                <w:szCs w:val="24"/>
-              </w:rPr>
-              <w:t>í</w:t>
-            </w:r>
-            <w:r>
-              <w:rPr>
-                <w:rFonts w:eastAsiaTheme="majorEastAsia"/>
-                <w:color w:val="767171" w:themeColor="background2" w:themeShade="80"/>
-                <w:sz w:val="24"/>
-                <w:szCs w:val="24"/>
-              </w:rPr>
-              <w:t xml:space="preserve">a planteado ocupar una inteligencia artificial como apoyo para la misma con un sistema similar al que se implementará en el </w:t>
-            </w:r>
-            <w:proofErr w:type="spellStart"/>
-            <w:r>
-              <w:rPr>
-                <w:rFonts w:eastAsiaTheme="majorEastAsia"/>
-                <w:color w:val="767171" w:themeColor="background2" w:themeShade="80"/>
-                <w:sz w:val="24"/>
-                <w:szCs w:val="24"/>
-              </w:rPr>
-              <w:t>capstone</w:t>
-            </w:r>
-            <w:proofErr w:type="spellEnd"/>
-            <w:r>
-              <w:rPr>
-                <w:rFonts w:eastAsiaTheme="majorEastAsia"/>
-                <w:color w:val="767171" w:themeColor="background2" w:themeShade="80"/>
-                <w:sz w:val="24"/>
-                <w:szCs w:val="24"/>
-              </w:rPr>
-              <w:t xml:space="preserve">, o al menos que al mencionarlas por encima se parezcan, lo mismo con otro referente a compras de mangas en </w:t>
-            </w:r>
-            <w:r>
-              <w:rPr>
-                <w:rFonts w:eastAsiaTheme="majorEastAsia"/>
-                <w:color w:val="767171" w:themeColor="background2" w:themeShade="80"/>
-                <w:sz w:val="24"/>
-                <w:szCs w:val="24"/>
-              </w:rPr>
-              <w:t>C</w:t>
-            </w:r>
-            <w:r>
-              <w:rPr>
-                <w:rFonts w:eastAsiaTheme="majorEastAsia"/>
-                <w:color w:val="767171" w:themeColor="background2" w:themeShade="80"/>
-                <w:sz w:val="24"/>
-                <w:szCs w:val="24"/>
-              </w:rPr>
-              <w:t>hile con un sistema similar con IA asistente. Realmente me gusta mucho la creación y demás cosas referentes a una IA</w:t>
-            </w:r>
-            <w:r>
-              <w:rPr>
-                <w:rFonts w:eastAsiaTheme="majorEastAsia"/>
-                <w:color w:val="767171" w:themeColor="background2" w:themeShade="80"/>
-                <w:sz w:val="24"/>
-                <w:szCs w:val="24"/>
-              </w:rPr>
-              <w:t>,</w:t>
-            </w:r>
-            <w:r>
-              <w:rPr>
-                <w:rFonts w:eastAsiaTheme="majorEastAsia"/>
-                <w:color w:val="767171" w:themeColor="background2" w:themeShade="80"/>
-                <w:sz w:val="24"/>
-                <w:szCs w:val="24"/>
-              </w:rPr>
-              <w:t xml:space="preserve"> pero mis ideas eran muy básicas o</w:t>
-            </w:r>
-            <w:r>
-              <w:rPr>
-                <w:rFonts w:eastAsiaTheme="majorEastAsia"/>
-                <w:color w:val="767171" w:themeColor="background2" w:themeShade="80"/>
-                <w:sz w:val="24"/>
-                <w:szCs w:val="24"/>
-              </w:rPr>
-              <w:t>,</w:t>
-            </w:r>
-            <w:r>
-              <w:rPr>
-                <w:rFonts w:eastAsiaTheme="majorEastAsia"/>
-                <w:color w:val="767171" w:themeColor="background2" w:themeShade="80"/>
-                <w:sz w:val="24"/>
-                <w:szCs w:val="24"/>
-              </w:rPr>
-              <w:t xml:space="preserve"> al menos</w:t>
-            </w:r>
-            <w:r>
-              <w:rPr>
-                <w:rFonts w:eastAsiaTheme="majorEastAsia"/>
-                <w:color w:val="767171" w:themeColor="background2" w:themeShade="80"/>
-                <w:sz w:val="24"/>
-                <w:szCs w:val="24"/>
-              </w:rPr>
-              <w:t>,</w:t>
-            </w:r>
-            <w:r>
-              <w:rPr>
-                <w:rFonts w:eastAsiaTheme="majorEastAsia"/>
-                <w:color w:val="767171" w:themeColor="background2" w:themeShade="80"/>
-                <w:sz w:val="24"/>
-                <w:szCs w:val="24"/>
-              </w:rPr>
-              <w:t xml:space="preserve"> no ten</w:t>
-            </w:r>
-            <w:r>
-              <w:rPr>
-                <w:rFonts w:eastAsiaTheme="majorEastAsia"/>
-                <w:color w:val="767171" w:themeColor="background2" w:themeShade="80"/>
-                <w:sz w:val="24"/>
-                <w:szCs w:val="24"/>
-              </w:rPr>
-              <w:t>í</w:t>
-            </w:r>
-            <w:r>
-              <w:rPr>
-                <w:rFonts w:eastAsiaTheme="majorEastAsia"/>
-                <w:color w:val="767171" w:themeColor="background2" w:themeShade="80"/>
-                <w:sz w:val="24"/>
-                <w:szCs w:val="24"/>
-              </w:rPr>
-              <w:t>a demasiada idea de qu</w:t>
-            </w:r>
-            <w:r>
-              <w:rPr>
-                <w:rFonts w:eastAsiaTheme="majorEastAsia"/>
-                <w:color w:val="767171" w:themeColor="background2" w:themeShade="80"/>
-                <w:sz w:val="24"/>
-                <w:szCs w:val="24"/>
-              </w:rPr>
-              <w:t>é</w:t>
-            </w:r>
-            <w:r>
-              <w:rPr>
-                <w:rFonts w:eastAsiaTheme="majorEastAsia"/>
-                <w:color w:val="767171" w:themeColor="background2" w:themeShade="80"/>
-                <w:sz w:val="24"/>
-                <w:szCs w:val="24"/>
-              </w:rPr>
-              <w:t xml:space="preserve"> tan profundo ten</w:t>
-            </w:r>
-            <w:r>
-              <w:rPr>
-                <w:rFonts w:eastAsiaTheme="majorEastAsia"/>
-                <w:color w:val="767171" w:themeColor="background2" w:themeShade="80"/>
-                <w:sz w:val="24"/>
-                <w:szCs w:val="24"/>
-              </w:rPr>
-              <w:t>í</w:t>
-            </w:r>
-            <w:r>
-              <w:rPr>
-                <w:rFonts w:eastAsiaTheme="majorEastAsia"/>
-                <w:color w:val="767171" w:themeColor="background2" w:themeShade="80"/>
-                <w:sz w:val="24"/>
-                <w:szCs w:val="24"/>
-              </w:rPr>
-              <w:t xml:space="preserve">a que ir si quería </w:t>
-            </w:r>
-            <w:r>
-              <w:rPr>
-                <w:rFonts w:eastAsiaTheme="majorEastAsia"/>
-                <w:color w:val="767171" w:themeColor="background2" w:themeShade="80"/>
-                <w:sz w:val="24"/>
-                <w:szCs w:val="24"/>
-              </w:rPr>
-              <w:t>o</w:t>
-            </w:r>
-            <w:r>
-              <w:rPr>
-                <w:rFonts w:eastAsiaTheme="majorEastAsia"/>
-                <w:color w:val="767171" w:themeColor="background2" w:themeShade="80"/>
-                <w:sz w:val="24"/>
-                <w:szCs w:val="24"/>
-              </w:rPr>
-              <w:t>cupar una IA en mi proyecto</w:t>
+              <w:t xml:space="preserve"> demasiada idea de que tan profundo tenia que ir si quería Ocupar una IA en mi proyecto</w:t>
             </w:r>
             <w:r>
               <w:rPr>
@@ -3014,7 +2331,7 @@
 </file>
 
 <file path=word/endnotes.xml><?xml version="1.0" encoding="utf-8"?>
-<w:endnotes xmlns:wpc="http://schemas.microsoft.com/office/word/2010/wordprocessingCanvas" xmlns:cx="http://schemas.microsoft.com/office/drawing/2014/chartex" xmlns:cx1="http://schemas.microsoft.com/office/drawing/2015/9/8/chartex" xmlns:cx2="http://schemas.microsoft.com/office/drawing/2015/10/21/chartex" xmlns:cx3="http://schemas.microsoft.com/office/drawing/2016/5/9/chartex" xmlns:cx4="http://schemas.microsoft.com/office/drawing/2016/5/10/chartex" xmlns:cx5="http://schemas.microsoft.com/office/drawing/2016/5/11/chartex" xmlns:cx6="http://schemas.microsoft.com/office/drawing/2016/5/12/chartex" xmlns:cx7="http://schemas.microsoft.com/office/drawing/2016/5/13/chartex" xmlns:cx8="http://schemas.microsoft.com/office/drawing/2016/5/14/chartex" xmlns:mc="http://schemas.openxmlformats.org/markup-compatibility/2006" xmlns:aink="http://schemas.microsoft.com/office/drawing/2016/ink" xmlns:am3d="http://schemas.microsoft.com/office/drawing/2017/model3d" xmlns:o="urn:schemas-microsoft-com:office:office" xmlns:r="http://schemas.openxmlformats.org/officeDocument/2006/relationships" xmlns:m="http://schemas.openxmlformats.org/officeDocument/2006/math" xmlns:v="urn:schemas-microsoft-com:vml" xmlns:wp14="http://schemas.microsoft.com/office/word/2010/wordprocessingDrawing" xmlns:wp="http://schemas.openxmlformats.org/drawingml/2006/wordprocessingDrawing" xmlns:w10="urn:schemas-microsoft-com:office:word" xmlns:w="http://schemas.openxmlformats.org/wordprocessingml/2006/main" xmlns:w14="http://schemas.microsoft.com/office/word/2010/wordml" xmlns:w15="http://schemas.microsoft.com/office/word/2012/wordml" xmlns:w16cex="http://schemas.microsoft.com/office/word/2018/wordml/cex" xmlns:w16cid="http://schemas.microsoft.com/office/word/2016/wordml/cid" xmlns:w16="http://schemas.microsoft.com/office/word/2018/wordml" xmlns:w16sdtdh="http://schemas.microsoft.com/office/word/2020/wordml/sdtdatahash" xmlns:w16se="http://schemas.microsoft.com/office/word/2015/wordml/symex" xmlns:wpg="http://schemas.microsoft.com/office/word/2010/wordprocessingGroup" xmlns:wpi="http://schemas.microsoft.com/office/word/2010/wordprocessingInk" xmlns:wne="http://schemas.microsoft.com/office/word/2006/wordml" xmlns:wps="http://schemas.microsoft.com/office/word/2010/wordprocessingShape" mc:Ignorable="w14 w15 w16se w16cid w16 w16cex w16sdtdh wp14">
+<w:endnotes xmlns:wpc="http://schemas.microsoft.com/office/word/2010/wordprocessingCanvas" xmlns:cx="http://schemas.microsoft.com/office/drawing/2014/chartex" xmlns:cx1="http://schemas.microsoft.com/office/drawing/2015/9/8/chartex" xmlns:cx2="http://schemas.microsoft.com/office/drawing/2015/10/21/chartex" xmlns:cx3="http://schemas.microsoft.com/office/drawing/2016/5/9/chartex" xmlns:cx4="http://schemas.microsoft.com/office/drawing/2016/5/10/chartex" xmlns:cx5="http://schemas.microsoft.com/office/drawing/2016/5/11/chartex" xmlns:cx6="http://schemas.microsoft.com/office/drawing/2016/5/12/chartex" xmlns:cx7="http://schemas.microsoft.com/office/drawing/2016/5/13/chartex" xmlns:cx8="http://schemas.microsoft.com/office/drawing/2016/5/14/chartex" xmlns:mc="http://schemas.openxmlformats.org/markup-compatibility/2006" xmlns:aink="http://schemas.microsoft.com/office/drawing/2016/ink" xmlns:am3d="http://schemas.microsoft.com/office/drawing/2017/model3d" xmlns:o="urn:schemas-microsoft-com:office:office" xmlns:oel="http://schemas.microsoft.com/office/2019/extlst" xmlns:r="http://schemas.openxmlformats.org/officeDocument/2006/relationships" xmlns:m="http://schemas.openxmlformats.org/officeDocument/2006/math" xmlns:v="urn:schemas-microsoft-com:vml" xmlns:wp14="http://schemas.microsoft.com/office/word/2010/wordprocessingDrawing" xmlns:wp="http://schemas.openxmlformats.org/drawingml/2006/wordprocessingDrawing" xmlns:w10="urn:schemas-microsoft-com:office:word" xmlns:w="http://schemas.openxmlformats.org/wordprocessingml/2006/main" xmlns:w14="http://schemas.microsoft.com/office/word/2010/wordml" xmlns:w15="http://schemas.microsoft.com/office/word/2012/wordml" xmlns:w16cex="http://schemas.microsoft.com/office/word/2018/wordml/cex" xmlns:w16cid="http://schemas.microsoft.com/office/word/2016/wordml/cid" xmlns:w16="http://schemas.microsoft.com/office/word/2018/wordml" xmlns:w16du="http://schemas.microsoft.com/office/word/2023/wordml/word16du" xmlns:w16sdtdh="http://schemas.microsoft.com/office/word/2020/wordml/sdtdatahash" xmlns:w16sdtfl="http://schemas.microsoft.com/office/word/2024/wordml/sdtformatlock" xmlns:w16se="http://schemas.microsoft.com/office/word/2015/wordml/symex" xmlns:wpg="http://schemas.microsoft.com/office/word/2010/wordprocessingGroup" xmlns:wpi="http://schemas.microsoft.com/office/word/2010/wordprocessingInk" xmlns:wne="http://schemas.microsoft.com/office/word/2006/wordml" xmlns:wps="http://schemas.microsoft.com/office/word/2010/wordprocessingShape" mc:Ignorable="w14 w15 w16se w16cid w16 w16cex w16sdtdh w16sdtfl w16du wp14">
   <w:endnote w:type="separator" w:id="-1">
     <w:p>
       <w:pPr>
@@ -3039,7 +2356,7 @@
 </file>
 
 <file path=word/footer1.xml><?xml version="1.0" encoding="utf-8"?>
-<w:ftr xmlns:wpc="http://schemas.microsoft.com/office/word/2010/wordprocessingCanvas" xmlns:cx="http://schemas.microsoft.com/office/drawing/2014/chartex" xmlns:cx1="http://schemas.microsoft.com/office/drawing/2015/9/8/chartex" xmlns:cx2="http://schemas.microsoft.com/office/drawing/2015/10/21/chartex" xmlns:cx3="http://schemas.microsoft.com/office/drawing/2016/5/9/chartex" xmlns:cx4="http://schemas.microsoft.com/office/drawing/2016/5/10/chartex" xmlns:cx5="http://schemas.microsoft.com/office/drawing/2016/5/11/chartex" xmlns:cx6="http://schemas.microsoft.com/office/drawing/2016/5/12/chartex" xmlns:cx7="http://schemas.microsoft.com/office/drawing/2016/5/13/chartex" xmlns:cx8="http://schemas.microsoft.com/office/drawing/2016/5/14/chartex" xmlns:mc="http://schemas.openxmlformats.org/markup-compatibility/2006" xmlns:aink="http://schemas.microsoft.com/office/drawing/2016/ink" xmlns:am3d="http://schemas.microsoft.com/office/drawing/2017/model3d" xmlns:o="urn:schemas-microsoft-com:office:office" xmlns:r="http://schemas.openxmlformats.org/officeDocument/2006/relationships" xmlns:m="http://schemas.openxmlformats.org/officeDocument/2006/math" xmlns:v="urn:schemas-microsoft-com:vml" xmlns:wp14="http://schemas.microsoft.com/office/word/2010/wordprocessingDrawing" xmlns:wp="http://schemas.openxmlformats.org/drawingml/2006/wordprocessingDrawing" xmlns:w10="urn:schemas-microsoft-com:office:word" xmlns:w="http://schemas.openxmlformats.org/wordprocessingml/2006/main" xmlns:w14="http://schemas.microsoft.com/office/word/2010/wordml" xmlns:w15="http://schemas.microsoft.com/office/word/2012/wordml" xmlns:w16cex="http://schemas.microsoft.com/office/word/2018/wordml/cex" xmlns:w16cid="http://schemas.microsoft.com/office/word/2016/wordml/cid" xmlns:w16="http://schemas.microsoft.com/office/word/2018/wordml" xmlns:w16sdtdh="http://schemas.microsoft.com/office/word/2020/wordml/sdtdatahash" xmlns:w16se="http://schemas.microsoft.com/office/word/2015/wordml/symex" xmlns:wpg="http://schemas.microsoft.com/office/word/2010/wordprocessingGroup" xmlns:wpi="http://schemas.microsoft.com/office/word/2010/wordprocessingInk" xmlns:wne="http://schemas.microsoft.com/office/word/2006/wordml" xmlns:wps="http://schemas.microsoft.com/office/word/2010/wordprocessingShape" mc:Ignorable="w14 w15 w16se w16cid w16 w16cex w16sdtdh wp14">
+<w:ftr xmlns:wpc="http://schemas.microsoft.com/office/word/2010/wordprocessingCanvas" xmlns:cx="http://schemas.microsoft.com/office/drawing/2014/chartex" xmlns:cx1="http://schemas.microsoft.com/office/drawing/2015/9/8/chartex" xmlns:cx2="http://schemas.microsoft.com/office/drawing/2015/10/21/chartex" xmlns:cx3="http://schemas.microsoft.com/office/drawing/2016/5/9/chartex" xmlns:cx4="http://schemas.microsoft.com/office/drawing/2016/5/10/chartex" xmlns:cx5="http://schemas.microsoft.com/office/drawing/2016/5/11/chartex" xmlns:cx6="http://schemas.microsoft.com/office/drawing/2016/5/12/chartex" xmlns:cx7="http://schemas.microsoft.com/office/drawing/2016/5/13/chartex" xmlns:cx8="http://schemas.microsoft.com/office/drawing/2016/5/14/chartex" xmlns:mc="http://schemas.openxmlformats.org/markup-compatibility/2006" xmlns:aink="http://schemas.microsoft.com/office/drawing/2016/ink" xmlns:am3d="http://schemas.microsoft.com/office/drawing/2017/model3d" xmlns:o="urn:schemas-microsoft-com:office:office" xmlns:oel="http://schemas.microsoft.com/office/2019/extlst" xmlns:r="http://schemas.openxmlformats.org/officeDocument/2006/relationships" xmlns:m="http://schemas.openxmlformats.org/officeDocument/2006/math" xmlns:v="urn:schemas-microsoft-com:vml" xmlns:wp14="http://schemas.microsoft.com/office/word/2010/wordprocessingDrawing" xmlns:wp="http://schemas.openxmlformats.org/drawingml/2006/wordprocessingDrawing" xmlns:w10="urn:schemas-microsoft-com:office:word" xmlns:w="http://schemas.openxmlformats.org/wordprocessingml/2006/main" xmlns:w14="http://schemas.microsoft.com/office/word/2010/wordml" xmlns:w15="http://schemas.microsoft.com/office/word/2012/wordml" xmlns:w16cex="http://schemas.microsoft.com/office/word/2018/wordml/cex" xmlns:w16cid="http://schemas.microsoft.com/office/word/2016/wordml/cid" xmlns:w16="http://schemas.microsoft.com/office/word/2018/wordml" xmlns:w16du="http://schemas.microsoft.com/office/word/2023/wordml/word16du" xmlns:w16sdtdh="http://schemas.microsoft.com/office/word/2020/wordml/sdtdatahash" xmlns:w16sdtfl="http://schemas.microsoft.com/office/word/2024/wordml/sdtformatlock" xmlns:w16se="http://schemas.microsoft.com/office/word/2015/wordml/symex" xmlns:wpg="http://schemas.microsoft.com/office/word/2010/wordprocessingGroup" xmlns:wpi="http://schemas.microsoft.com/office/word/2010/wordprocessingInk" xmlns:wne="http://schemas.microsoft.com/office/word/2006/wordml" xmlns:wps="http://schemas.microsoft.com/office/word/2010/wordprocessingShape" mc:Ignorable="w14 w15 w16se w16cid w16 w16cex w16sdtdh w16sdtfl w16du wp14">
   <w:sdt>
     <w:sdtPr>
       <w:id w:val="-937982979"/>
@@ -3048,7 +2365,6 @@
         <w:docPartUnique/>
       </w:docPartObj>
     </w:sdtPr>
-    <w:sdtEndPr/>
     <w:sdtContent>
       <w:p>
         <w:pPr>
@@ -3258,7 +2574,7 @@
                 </wp:anchor>
               </w:drawing>
             </mc:Choice>
-            <mc:Fallback xmlns:w16sdtfl="http://schemas.microsoft.com/office/word/2024/wordml/sdtformatlock" xmlns:w16du="http://schemas.microsoft.com/office/word/2023/wordml/word16du" xmlns:oel="http://schemas.microsoft.com/office/2019/extlst">
+            <mc:Fallback>
               <w:pict>
                 <v:group w14:anchorId="51D00065" id="Grupo 32" o:spid="_x0000_s1026" style="position:absolute;margin-left:0;margin-top:0;width:610.5pt;height:15pt;z-index:251659264;mso-width-percent:1000;mso-position-horizontal:center;mso-position-horizontal-relative:page;mso-position-vertical:center;mso-position-vertical-relative:bottom-margin-area;mso-width-percent:1000" coordorigin=",14970" coordsize="12255,300" o:gfxdata="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">
                   <v:shapetype id="_x0000_t202" coordsize="21600,21600" o:spt="202" path="m,l,21600r21600,l21600,xe">
@@ -3327,7 +2643,7 @@
 </file>
 
 <file path=word/footnotes.xml><?xml version="1.0" encoding="utf-8"?>
-<w:footnotes xmlns:wpc="http://schemas.microsoft.com/office/word/2010/wordprocessingCanvas" xmlns:cx="http://schemas.microsoft.com/office/drawing/2014/chartex" xmlns:cx1="http://schemas.microsoft.com/office/drawing/2015/9/8/chartex" xmlns:cx2="http://schemas.microsoft.com/office/drawing/2015/10/21/chartex" xmlns:cx3="http://schemas.microsoft.com/office/drawing/2016/5/9/chartex" xmlns:cx4="http://schemas.microsoft.com/office/drawing/2016/5/10/chartex" xmlns:cx5="http://schemas.microsoft.com/office/drawing/2016/5/11/chartex" xmlns:cx6="http://schemas.microsoft.com/office/drawing/2016/5/12/chartex" xmlns:cx7="http://schemas.microsoft.com/office/drawing/2016/5/13/chartex" xmlns:cx8="http://schemas.microsoft.com/office/drawing/2016/5/14/chartex" xmlns:mc="http://schemas.openxmlformats.org/markup-compatibility/2006" xmlns:aink="http://schemas.microsoft.com/office/drawing/2016/ink" xmlns:am3d="http://schemas.microsoft.com/office/drawing/2017/model3d" xmlns:o="urn:schemas-microsoft-com:office:office" xmlns:r="http://schemas.openxmlformats.org/officeDocument/2006/relationships" xmlns:m="http://schemas.openxmlformats.org/officeDocument/2006/math" xmlns:v="urn:schemas-microsoft-com:vml" xmlns:wp14="http://schemas.microsoft.com/office/word/2010/wordprocessingDrawing" xmlns:wp="http://schemas.openxmlformats.org/drawingml/2006/wordprocessingDrawing" xmlns:w10="urn:schemas-microsoft-com:office:word" xmlns:w="http://schemas.openxmlformats.org/wordprocessingml/2006/main" xmlns:w14="http://schemas.microsoft.com/office/word/2010/wordml" xmlns:w15="http://schemas.microsoft.com/office/word/2012/wordml" xmlns:w16cex="http://schemas.microsoft.com/office/word/2018/wordml/cex" xmlns:w16cid="http://schemas.microsoft.com/office/word/2016/wordml/cid" xmlns:w16="http://schemas.microsoft.com/office/word/2018/wordml" xmlns:w16sdtdh="http://schemas.microsoft.com/office/word/2020/wordml/sdtdatahash" xmlns:w16se="http://schemas.microsoft.com/office/word/2015/wordml/symex" xmlns:wpg="http://schemas.microsoft.com/office/word/2010/wordprocessingGroup" xmlns:wpi="http://schemas.microsoft.com/office/word/2010/wordprocessingInk" xmlns:wne="http://schemas.microsoft.com/office/word/2006/wordml" xmlns:wps="http://schemas.microsoft.com/office/word/2010/wordprocessingShape" mc:Ignorable="w14 w15 w16se w16cid w16 w16cex w16sdtdh wp14">
+<w:footnotes xmlns:wpc="http://schemas.microsoft.com/office/word/2010/wordprocessingCanvas" xmlns:cx="http://schemas.microsoft.com/office/drawing/2014/chartex" xmlns:cx1="http://schemas.microsoft.com/office/drawing/2015/9/8/chartex" xmlns:cx2="http://schemas.microsoft.com/office/drawing/2015/10/21/chartex" xmlns:cx3="http://schemas.microsoft.com/office/drawing/2016/5/9/chartex" xmlns:cx4="http://schemas.microsoft.com/office/drawing/2016/5/10/chartex" xmlns:cx5="http://schemas.microsoft.com/office/drawing/2016/5/11/chartex" xmlns:cx6="http://schemas.microsoft.com/office/drawing/2016/5/12/chartex" xmlns:cx7="http://schemas.microsoft.com/office/drawing/2016/5/13/chartex" xmlns:cx8="http://schemas.microsoft.com/office/drawing/2016/5/14/chartex" xmlns:mc="http://schemas.openxmlformats.org/markup-compatibility/2006" xmlns:aink="http://schemas.microsoft.com/office/drawing/2016/ink" xmlns:am3d="http://schemas.microsoft.com/office/drawing/2017/model3d" xmlns:o="urn:schemas-microsoft-com:office:office" xmlns:oel="http://schemas.microsoft.com/office/2019/extlst" xmlns:r="http://schemas.openxmlformats.org/officeDocument/2006/relationships" xmlns:m="http://schemas.openxmlformats.org/officeDocument/2006/math" xmlns:v="urn:schemas-microsoft-com:vml" xmlns:wp14="http://schemas.microsoft.com/office/word/2010/wordprocessingDrawing" xmlns:wp="http://schemas.openxmlformats.org/drawingml/2006/wordprocessingDrawing" xmlns:w10="urn:schemas-microsoft-com:office:word" xmlns:w="http://schemas.openxmlformats.org/wordprocessingml/2006/main" xmlns:w14="http://schemas.microsoft.com/office/word/2010/wordml" xmlns:w15="http://schemas.microsoft.com/office/word/2012/wordml" xmlns:w16cex="http://schemas.microsoft.com/office/word/2018/wordml/cex" xmlns:w16cid="http://schemas.microsoft.com/office/word/2016/wordml/cid" xmlns:w16="http://schemas.microsoft.com/office/word/2018/wordml" xmlns:w16du="http://schemas.microsoft.com/office/word/2023/wordml/word16du" xmlns:w16sdtdh="http://schemas.microsoft.com/office/word/2020/wordml/sdtdatahash" xmlns:w16sdtfl="http://schemas.microsoft.com/office/word/2024/wordml/sdtformatlock" xmlns:w16se="http://schemas.microsoft.com/office/word/2015/wordml/symex" xmlns:wpg="http://schemas.microsoft.com/office/word/2010/wordprocessingGroup" xmlns:wpi="http://schemas.microsoft.com/office/word/2010/wordprocessingInk" xmlns:wne="http://schemas.microsoft.com/office/word/2006/wordml" xmlns:wps="http://schemas.microsoft.com/office/word/2010/wordprocessingShape" mc:Ignorable="w14 w15 w16se w16cid w16 w16cex w16sdtdh w16sdtfl w16du wp14">
   <w:footnote w:type="separator" w:id="-1">
     <w:p>
       <w:pPr>
@@ -3352,7 +2668,7 @@
 </file>
 
 <file path=word/header1.xml><?xml version="1.0" encoding="utf-8"?>
-<w:hdr xmlns:wpc="http://schemas.microsoft.com/office/word/2010/wordprocessingCanvas" xmlns:cx="http://schemas.microsoft.com/office/drawing/2014/chartex" xmlns:cx1="http://schemas.microsoft.com/office/drawing/2015/9/8/chartex" xmlns:cx2="http://schemas.microsoft.com/office/drawing/2015/10/21/chartex" xmlns:cx3="http://schemas.microsoft.com/office/drawing/2016/5/9/chartex" xmlns:cx4="http://schemas.microsoft.com/office/drawing/2016/5/10/chartex" xmlns:cx5="http://schemas.microsoft.com/office/drawing/2016/5/11/chartex" xmlns:cx6="http://schemas.microsoft.com/office/drawing/2016/5/12/chartex" xmlns:cx7="http://schemas.microsoft.com/office/drawing/2016/5/13/chartex" xmlns:cx8="http://schemas.microsoft.com/office/drawing/2016/5/14/chartex" xmlns:mc="http://schemas.openxmlformats.org/markup-compatibility/2006" xmlns:aink="http://schemas.microsoft.com/office/drawing/2016/ink" xmlns:am3d="http://schemas.microsoft.com/office/drawing/2017/model3d" xmlns:o="urn:schemas-microsoft-com:office:office" xmlns:r="http://schemas.openxmlformats.org/officeDocument/2006/relationships" xmlns:m="http://schemas.openxmlformats.org/officeDocument/2006/math" xmlns:v="urn:schemas-microsoft-com:vml" xmlns:wp14="http://schemas.microsoft.com/office/word/2010/wordprocessingDrawing" xmlns:wp="http://schemas.openxmlformats.org/drawingml/2006/wordprocessingDrawing" xmlns:w10="urn:schemas-microsoft-com:office:word" xmlns:w="http://schemas.openxmlformats.org/wordprocessingml/2006/main" xmlns:w14="http://schemas.microsoft.com/office/word/2010/wordml" xmlns:w15="http://schemas.microsoft.com/office/word/2012/wordml" xmlns:w16cex="http://schemas.microsoft.com/office/word/2018/wordml/cex" xmlns:w16cid="http://schemas.microsoft.com/office/word/2016/wordml/cid" xmlns:w16="http://schemas.microsoft.com/office/word/2018/wordml" xmlns:w16sdtdh="http://schemas.microsoft.com/office/word/2020/wordml/sdtdatahash" xmlns:w16se="http://schemas.microsoft.com/office/word/2015/wordml/symex" xmlns:wpg="http://schemas.microsoft.com/office/word/2010/wordprocessingGroup" xmlns:wpi="http://schemas.microsoft.com/office/word/2010/wordprocessingInk" xmlns:wne="http://schemas.microsoft.com/office/word/2006/wordml" xmlns:wps="http://schemas.microsoft.com/office/word/2010/wordprocessingShape" mc:Ignorable="w14 w15 w16se w16cid w16 w16cex w16sdtdh wp14">
+<w:hdr xmlns:wpc="http://schemas.microsoft.com/office/word/2010/wordprocessingCanvas" xmlns:cx="http://schemas.microsoft.com/office/drawing/2014/chartex" xmlns:cx1="http://schemas.microsoft.com/office/drawing/2015/9/8/chartex" xmlns:cx2="http://schemas.microsoft.com/office/drawing/2015/10/21/chartex" xmlns:cx3="http://schemas.microsoft.com/office/drawing/2016/5/9/chartex" xmlns:cx4="http://schemas.microsoft.com/office/drawing/2016/5/10/chartex" xmlns:cx5="http://schemas.microsoft.com/office/drawing/2016/5/11/chartex" xmlns:cx6="http://schemas.microsoft.com/office/drawing/2016/5/12/chartex" xmlns:cx7="http://schemas.microsoft.com/office/drawing/2016/5/13/chartex" xmlns:cx8="http://schemas.microsoft.com/office/drawing/2016/5/14/chartex" xmlns:mc="http://schemas.openxmlformats.org/markup-compatibility/2006" xmlns:aink="http://schemas.microsoft.com/office/drawing/2016/ink" xmlns:am3d="http://schemas.microsoft.com/office/drawing/2017/model3d" xmlns:o="urn:schemas-microsoft-com:office:office" xmlns:oel="http://schemas.microsoft.com/office/2019/extlst" xmlns:r="http://schemas.openxmlformats.org/officeDocument/2006/relationships" xmlns:m="http://schemas.openxmlformats.org/officeDocument/2006/math" xmlns:v="urn:schemas-microsoft-com:vml" xmlns:wp14="http://schemas.microsoft.com/office/word/2010/wordprocessingDrawing" xmlns:wp="http://schemas.openxmlformats.org/drawingml/2006/wordprocessingDrawing" xmlns:w10="urn:schemas-microsoft-com:office:word" xmlns:w="http://schemas.openxmlformats.org/wordprocessingml/2006/main" xmlns:w14="http://schemas.microsoft.com/office/word/2010/wordml" xmlns:w15="http://schemas.microsoft.com/office/word/2012/wordml" xmlns:w16cex="http://schemas.microsoft.com/office/word/2018/wordml/cex" xmlns:w16cid="http://schemas.microsoft.com/office/word/2016/wordml/cid" xmlns:w16="http://schemas.microsoft.com/office/word/2018/wordml" xmlns:w16du="http://schemas.microsoft.com/office/word/2023/wordml/word16du" xmlns:w16sdtdh="http://schemas.microsoft.com/office/word/2020/wordml/sdtdatahash" xmlns:w16sdtfl="http://schemas.microsoft.com/office/word/2024/wordml/sdtformatlock" xmlns:w16se="http://schemas.microsoft.com/office/word/2015/wordml/symex" xmlns:wpg="http://schemas.microsoft.com/office/word/2010/wordprocessingGroup" xmlns:wpi="http://schemas.microsoft.com/office/word/2010/wordprocessingInk" xmlns:wne="http://schemas.microsoft.com/office/word/2006/wordml" xmlns:wps="http://schemas.microsoft.com/office/word/2010/wordprocessingShape" mc:Ignorable="w14 w15 w16se w16cid w16 w16cex w16sdtdh w16sdtfl w16du wp14">
   <w:tbl>
     <w:tblPr>
       <w:tblStyle w:val="Tablaconcuadrcula"/>
@@ -3522,7 +2838,7 @@
 </file>
 
 <file path=word/header2.xml><?xml version="1.0" encoding="utf-8"?>
-<w:hdr xmlns:wpc="http://schemas.microsoft.com/office/word/2010/wordprocessingCanvas" xmlns:cx="http://schemas.microsoft.com/office/drawing/2014/chartex" xmlns:cx1="http://schemas.microsoft.com/office/drawing/2015/9/8/chartex" xmlns:cx2="http://schemas.microsoft.com/office/drawing/2015/10/21/chartex" xmlns:cx3="http://schemas.microsoft.com/office/drawing/2016/5/9/chartex" xmlns:cx4="http://schemas.microsoft.com/office/drawing/2016/5/10/chartex" xmlns:cx5="http://schemas.microsoft.com/office/drawing/2016/5/11/chartex" xmlns:cx6="http://schemas.microsoft.com/office/drawing/2016/5/12/chartex" xmlns:cx7="http://schemas.microsoft.com/office/drawing/2016/5/13/chartex" xmlns:cx8="http://schemas.microsoft.com/office/drawing/2016/5/14/chartex" xmlns:mc="http://schemas.openxmlformats.org/markup-compatibility/2006" xmlns:aink="http://schemas.microsoft.com/office/drawing/2016/ink" xmlns:am3d="http://schemas.microsoft.com/office/drawing/2017/model3d" xmlns:o="urn:schemas-microsoft-com:office:office" xmlns:r="http://schemas.openxmlformats.org/officeDocument/2006/relationships" xmlns:m="http://schemas.openxmlformats.org/officeDocument/2006/math" xmlns:v="urn:schemas-microsoft-com:vml" xmlns:wp14="http://schemas.microsoft.com/office/word/2010/wordprocessingDrawing" xmlns:wp="http://schemas.openxmlformats.org/drawingml/2006/wordprocessingDrawing" xmlns:w10="urn:schemas-microsoft-com:office:word" xmlns:w="http://schemas.openxmlformats.org/wordprocessingml/2006/main" xmlns:w14="http://schemas.microsoft.com/office/word/2010/wordml" xmlns:w15="http://schemas.microsoft.com/office/word/2012/wordml" xmlns:w16cex="http://schemas.microsoft.com/office/word/2018/wordml/cex" xmlns:w16cid="http://schemas.microsoft.com/office/word/2016/wordml/cid" xmlns:w16="http://schemas.microsoft.com/office/word/2018/wordml" xmlns:w16sdtdh="http://schemas.microsoft.com/office/word/2020/wordml/sdtdatahash" xmlns:w16se="http://schemas.microsoft.com/office/word/2015/wordml/symex" xmlns:wpg="http://schemas.microsoft.com/office/word/2010/wordprocessingGroup" xmlns:wpi="http://schemas.microsoft.com/office/word/2010/wordprocessingInk" xmlns:wne="http://schemas.microsoft.com/office/word/2006/wordml" xmlns:wps="http://schemas.microsoft.com/office/word/2010/wordprocessingShape" mc:Ignorable="w14 w15 w16se w16cid w16 w16cex w16sdtdh wp14">
+<w:hdr xmlns:wpc="http://schemas.microsoft.com/office/word/2010/wordprocessingCanvas" xmlns:cx="http://schemas.microsoft.com/office/drawing/2014/chartex" xmlns:cx1="http://schemas.microsoft.com/office/drawing/2015/9/8/chartex" xmlns:cx2="http://schemas.microsoft.com/office/drawing/2015/10/21/chartex" xmlns:cx3="http://schemas.microsoft.com/office/drawing/2016/5/9/chartex" xmlns:cx4="http://schemas.microsoft.com/office/drawing/2016/5/10/chartex" xmlns:cx5="http://schemas.microsoft.com/office/drawing/2016/5/11/chartex" xmlns:cx6="http://schemas.microsoft.com/office/drawing/2016/5/12/chartex" xmlns:cx7="http://schemas.microsoft.com/office/drawing/2016/5/13/chartex" xmlns:cx8="http://schemas.microsoft.com/office/drawing/2016/5/14/chartex" xmlns:mc="http://schemas.openxmlformats.org/markup-compatibility/2006" xmlns:aink="http://schemas.microsoft.com/office/drawing/2016/ink" xmlns:am3d="http://schemas.microsoft.com/office/drawing/2017/model3d" xmlns:o="urn:schemas-microsoft-com:office:office" xmlns:oel="http://schemas.microsoft.com/office/2019/extlst" xmlns:r="http://schemas.openxmlformats.org/officeDocument/2006/relationships" xmlns:m="http://schemas.openxmlformats.org/officeDocument/2006/math" xmlns:v="urn:schemas-microsoft-com:vml" xmlns:wp14="http://schemas.microsoft.com/office/word/2010/wordprocessingDrawing" xmlns:wp="http://schemas.openxmlformats.org/drawingml/2006/wordprocessingDrawing" xmlns:w10="urn:schemas-microsoft-com:office:word" xmlns:w="http://schemas.openxmlformats.org/wordprocessingml/2006/main" xmlns:w14="http://schemas.microsoft.com/office/word/2010/wordml" xmlns:w15="http://schemas.microsoft.com/office/word/2012/wordml" xmlns:w16cex="http://schemas.microsoft.com/office/word/2018/wordml/cex" xmlns:w16cid="http://schemas.microsoft.com/office/word/2016/wordml/cid" xmlns:w16="http://schemas.microsoft.com/office/word/2018/wordml" xmlns:w16du="http://schemas.microsoft.com/office/word/2023/wordml/word16du" xmlns:w16sdtdh="http://schemas.microsoft.com/office/word/2020/wordml/sdtdatahash" xmlns:w16sdtfl="http://schemas.microsoft.com/office/word/2024/wordml/sdtformatlock" xmlns:w16se="http://schemas.microsoft.com/office/word/2015/wordml/symex" xmlns:wpg="http://schemas.microsoft.com/office/word/2010/wordprocessingGroup" xmlns:wpi="http://schemas.microsoft.com/office/word/2010/wordprocessingInk" xmlns:wne="http://schemas.microsoft.com/office/word/2006/wordml" xmlns:wps="http://schemas.microsoft.com/office/word/2010/wordprocessingShape" mc:Ignorable="w14 w15 w16se w16cid w16 w16cex w16sdtdh w16sdtfl w16du wp14">
   <w:tbl>
     <w:tblPr>
       <w:tblStyle w:val="Tablaconcuadrcula"/>
@@ -3795,7 +3111,7 @@
 </file>
 
 <file path=word/numbering.xml><?xml version="1.0" encoding="utf-8"?>
-<w:numbering xmlns:wpc="http://schemas.microsoft.com/office/word/2010/wordprocessingCanvas" xmlns:cx="http://schemas.microsoft.com/office/drawing/2014/chartex" xmlns:cx1="http://schemas.microsoft.com/office/drawing/2015/9/8/chartex" xmlns:cx2="http://schemas.microsoft.com/office/drawing/2015/10/21/chartex" xmlns:cx3="http://schemas.microsoft.com/office/drawing/2016/5/9/chartex" xmlns:cx4="http://schemas.microsoft.com/office/drawing/2016/5/10/chartex" xmlns:cx5="http://schemas.microsoft.com/office/drawing/2016/5/11/chartex" xmlns:cx6="http://schemas.microsoft.com/office/drawing/2016/5/12/chartex" xmlns:cx7="http://schemas.microsoft.com/office/drawing/2016/5/13/chartex" xmlns:cx8="http://schemas.microsoft.com/office/drawing/2016/5/14/chartex" xmlns:mc="http://schemas.openxmlformats.org/markup-compatibility/2006" xmlns:aink="http://schemas.microsoft.com/office/drawing/2016/ink" xmlns:am3d="http://schemas.microsoft.com/office/drawing/2017/model3d" xmlns:o="urn:schemas-microsoft-com:office:office" xmlns:r="http://schemas.openxmlformats.org/officeDocument/2006/relationships" xmlns:m="http://schemas.openxmlformats.org/officeDocument/2006/math" xmlns:v="urn:schemas-microsoft-com:vml" xmlns:wp14="http://schemas.microsoft.com/office/word/2010/wordprocessingDrawing" xmlns:wp="http://schemas.openxmlformats.org/drawingml/2006/wordprocessingDrawing" xmlns:w10="urn:schemas-microsoft-com:office:word" xmlns:w="http://schemas.openxmlformats.org/wordprocessingml/2006/main" xmlns:w14="http://schemas.microsoft.com/office/word/2010/wordml" xmlns:w15="http://schemas.microsoft.com/office/word/2012/wordml" xmlns:w16cex="http://schemas.microsoft.com/office/word/2018/wordml/cex" xmlns:w16cid="http://schemas.microsoft.com/office/word/2016/wordml/cid" xmlns:w16="http://schemas.microsoft.com/office/word/2018/wordml" xmlns:w16sdtdh="http://schemas.microsoft.com/office/word/2020/wordml/sdtdatahash" xmlns:w16se="http://schemas.microsoft.com/office/word/2015/wordml/symex" xmlns:wpg="http://schemas.microsoft.com/office/word/2010/wordprocessingGroup" xmlns:wpi="http://schemas.microsoft.com/office/word/2010/wordprocessingInk" xmlns:wne="http://schemas.microsoft.com/office/word/2006/wordml" xmlns:wps="http://schemas.microsoft.com/office/word/2010/wordprocessingShape" mc:Ignorable="w14 w15 w16se w16cid w16 w16cex w16sdtdh wp14">
+<w:numbering xmlns:wpc="http://schemas.microsoft.com/office/word/2010/wordprocessingCanvas" xmlns:cx="http://schemas.microsoft.com/office/drawing/2014/chartex" xmlns:cx1="http://schemas.microsoft.com/office/drawing/2015/9/8/chartex" xmlns:cx2="http://schemas.microsoft.com/office/drawing/2015/10/21/chartex" xmlns:cx3="http://schemas.microsoft.com/office/drawing/2016/5/9/chartex" xmlns:cx4="http://schemas.microsoft.com/office/drawing/2016/5/10/chartex" xmlns:cx5="http://schemas.microsoft.com/office/drawing/2016/5/11/chartex" xmlns:cx6="http://schemas.microsoft.com/office/drawing/2016/5/12/chartex" xmlns:cx7="http://schemas.microsoft.com/office/drawing/2016/5/13/chartex" xmlns:cx8="http://schemas.microsoft.com/office/drawing/2016/5/14/chartex" xmlns:mc="http://schemas.openxmlformats.org/markup-compatibility/2006" xmlns:aink="http://schemas.microsoft.com/office/drawing/2016/ink" xmlns:am3d="http://schemas.microsoft.com/office/drawing/2017/model3d" xmlns:o="urn:schemas-microsoft-com:office:office" xmlns:oel="http://schemas.microsoft.com/office/2019/extlst" xmlns:r="http://schemas.openxmlformats.org/officeDocument/2006/relationships" xmlns:m="http://schemas.openxmlformats.org/officeDocument/2006/math" xmlns:v="urn:schemas-microsoft-com:vml" xmlns:wp14="http://schemas.microsoft.com/office/word/2010/wordprocessingDrawing" xmlns:wp="http://schemas.openxmlformats.org/drawingml/2006/wordprocessingDrawing" xmlns:w10="urn:schemas-microsoft-com:office:word" xmlns:w="http://schemas.openxmlformats.org/wordprocessingml/2006/main" xmlns:w14="http://schemas.microsoft.com/office/word/2010/wordml" xmlns:w15="http://schemas.microsoft.com/office/word/2012/wordml" xmlns:w16cex="http://schemas.microsoft.com/office/word/2018/wordml/cex" xmlns:w16cid="http://schemas.microsoft.com/office/word/2016/wordml/cid" xmlns:w16="http://schemas.microsoft.com/office/word/2018/wordml" xmlns:w16du="http://schemas.microsoft.com/office/word/2023/wordml/word16du" xmlns:w16sdtdh="http://schemas.microsoft.com/office/word/2020/wordml/sdtdatahash" xmlns:w16sdtfl="http://schemas.microsoft.com/office/word/2024/wordml/sdtformatlock" xmlns:w16se="http://schemas.microsoft.com/office/word/2015/wordml/symex" xmlns:wpg="http://schemas.microsoft.com/office/word/2010/wordprocessingGroup" xmlns:wpi="http://schemas.microsoft.com/office/word/2010/wordprocessingInk" xmlns:wne="http://schemas.microsoft.com/office/word/2006/wordml" xmlns:wps="http://schemas.microsoft.com/office/word/2010/wordprocessingShape" mc:Ignorable="w14 w15 w16se w16cid w16 w16cex w16sdtdh w16sdtfl w16du wp14">
   <w:abstractNum w:abstractNumId="0" w15:restartNumberingAfterBreak="0">
     <w:nsid w:val="049156A1"/>
     <w:multiLevelType w:val="hybridMultilevel"/>
@@ -8369,124 +7685,124 @@
       </w:rPr>
     </w:lvl>
   </w:abstractNum>
-  <w:num w:numId="1">
+  <w:num w:numId="1" w16cid:durableId="2052267295">
     <w:abstractNumId w:val="3"/>
   </w:num>
-  <w:num w:numId="2">
+  <w:num w:numId="2" w16cid:durableId="1897037602">
     <w:abstractNumId w:val="8"/>
   </w:num>
-  <w:num w:numId="3">
+  <w:num w:numId="3" w16cid:durableId="1500464895">
     <w:abstractNumId w:val="12"/>
   </w:num>
-  <w:num w:numId="4">
+  <w:num w:numId="4" w16cid:durableId="1488785517">
     <w:abstractNumId w:val="28"/>
   </w:num>
-  <w:num w:numId="5">
+  <w:num w:numId="5" w16cid:durableId="2096320463">
     <w:abstractNumId w:val="30"/>
   </w:num>
-  <w:num w:numId="6">
+  <w:num w:numId="6" w16cid:durableId="1675375730">
     <w:abstractNumId w:val="4"/>
   </w:num>
-  <w:num w:numId="7">
+  <w:num w:numId="7" w16cid:durableId="1658146882">
     <w:abstractNumId w:val="11"/>
   </w:num>
-  <w:num w:numId="8">
+  <w:num w:numId="8" w16cid:durableId="684285981">
     <w:abstractNumId w:val="19"/>
   </w:num>
-  <w:num w:numId="9">
+  <w:num w:numId="9" w16cid:durableId="1414207263">
     <w:abstractNumId w:val="15"/>
   </w:num>
-  <w:num w:numId="10">
+  <w:num w:numId="10" w16cid:durableId="316225085">
     <w:abstractNumId w:val="9"/>
   </w:num>
-  <w:num w:numId="11">
+  <w:num w:numId="11" w16cid:durableId="109859338">
     <w:abstractNumId w:val="24"/>
   </w:num>
-  <w:num w:numId="12">
+  <w:num w:numId="12" w16cid:durableId="613486548">
     <w:abstractNumId w:val="35"/>
   </w:num>
-  <w:num w:numId="13">
+  <w:num w:numId="13" w16cid:durableId="1064178544">
     <w:abstractNumId w:val="29"/>
   </w:num>
-  <w:num w:numId="14">
+  <w:num w:numId="14" w16cid:durableId="215550197">
     <w:abstractNumId w:val="1"/>
   </w:num>
-  <w:num w:numId="15">
+  <w:num w:numId="15" w16cid:durableId="1548293318">
     <w:abstractNumId w:val="36"/>
   </w:num>
-  <w:num w:numId="16">
+  <w:num w:numId="16" w16cid:durableId="189153129">
     <w:abstractNumId w:val="21"/>
   </w:num>
-  <w:num w:numId="17">
+  <w:num w:numId="17" w16cid:durableId="795216515">
     <w:abstractNumId w:val="17"/>
   </w:num>
-  <w:num w:numId="18">
+  <w:num w:numId="18" w16cid:durableId="1567186688">
     <w:abstractNumId w:val="31"/>
   </w:num>
-  <w:num w:numId="19">
+  <w:num w:numId="19" w16cid:durableId="1826822776">
     <w:abstractNumId w:val="10"/>
   </w:num>
-  <w:num w:numId="20">
+  <w:num w:numId="20" w16cid:durableId="1706565502">
     <w:abstractNumId w:val="39"/>
   </w:num>
-  <w:num w:numId="21">
+  <w:num w:numId="21" w16cid:durableId="1724332356">
     <w:abstractNumId w:val="34"/>
   </w:num>
-  <w:num w:numId="22">
+  <w:num w:numId="22" w16cid:durableId="1044328450">
     <w:abstractNumId w:val="13"/>
   </w:num>
-  <w:num w:numId="23">
+  <w:num w:numId="23" w16cid:durableId="144398883">
     <w:abstractNumId w:val="14"/>
   </w:num>
-  <w:num w:numId="24">
+  <w:num w:numId="24" w16cid:durableId="537426400">
     <w:abstractNumId w:val="5"/>
   </w:num>
-  <w:num w:numId="25">
+  <w:num w:numId="25" w16cid:durableId="1798528442">
     <w:abstractNumId w:val="16"/>
   </w:num>
-  <w:num w:numId="26">
+  <w:num w:numId="26" w16cid:durableId="806315320">
     <w:abstractNumId w:val="20"/>
   </w:num>
-  <w:num w:numId="27">
+  <w:num w:numId="27" w16cid:durableId="608780033">
     <w:abstractNumId w:val="23"/>
   </w:num>
-  <w:num w:numId="28">
+  <w:num w:numId="28" w16cid:durableId="637953953">
     <w:abstractNumId w:val="0"/>
   </w:num>
-  <w:num w:numId="29">
+  <w:num w:numId="29" w16cid:durableId="1308851991">
     <w:abstractNumId w:val="18"/>
   </w:num>
-  <w:num w:numId="30">
+  <w:num w:numId="30" w16cid:durableId="1769504450">
     <w:abstractNumId w:val="22"/>
   </w:num>
-  <w:num w:numId="31">
+  <w:num w:numId="31" w16cid:durableId="1444959141">
     <w:abstractNumId w:val="2"/>
   </w:num>
-  <w:num w:numId="32">
+  <w:num w:numId="32" w16cid:durableId="133956212">
     <w:abstractNumId w:val="7"/>
   </w:num>
-  <w:num w:numId="33">
+  <w:num w:numId="33" w16cid:durableId="2006589278">
     <w:abstractNumId w:val="32"/>
   </w:num>
-  <w:num w:numId="34">
+  <w:num w:numId="34" w16cid:durableId="1302611327">
     <w:abstractNumId w:val="38"/>
   </w:num>
-  <w:num w:numId="35">
+  <w:num w:numId="35" w16cid:durableId="1473595856">
     <w:abstractNumId w:val="6"/>
   </w:num>
-  <w:num w:numId="36">
+  <w:num w:numId="36" w16cid:durableId="722413289">
     <w:abstractNumId w:val="25"/>
   </w:num>
-  <w:num w:numId="37">
+  <w:num w:numId="37" w16cid:durableId="1408958649">
     <w:abstractNumId w:val="37"/>
   </w:num>
-  <w:num w:numId="38">
+  <w:num w:numId="38" w16cid:durableId="785319627">
     <w:abstractNumId w:val="27"/>
   </w:num>
-  <w:num w:numId="39">
+  <w:num w:numId="39" w16cid:durableId="540895869">
     <w:abstractNumId w:val="26"/>
   </w:num>
-  <w:num w:numId="40">
+  <w:num w:numId="40" w16cid:durableId="1406026222">
     <w:abstractNumId w:val="33"/>
   </w:num>
   <w:numIdMacAtCleanup w:val="18"/>
@@ -8494,7 +7810,7 @@
 </file>
 
 <file path=word/styles.xml><?xml version="1.0" encoding="utf-8"?>
-<w:styles xmlns:mc="http://schemas.openxmlformats.org/markup-compatibility/2006" xmlns:r="http://schemas.openxmlformats.org/officeDocument/2006/relationships" xmlns:w="http://schemas.openxmlformats.org/wordprocessingml/2006/main" xmlns:w14="http://schemas.microsoft.com/office/word/2010/wordml" xmlns:w15="http://schemas.microsoft.com/office/word/2012/wordml" xmlns:w16cex="http://schemas.microsoft.com/office/word/2018/wordml/cex" xmlns:w16cid="http://schemas.microsoft.com/office/word/2016/wordml/cid" xmlns:w16="http://schemas.microsoft.com/office/word/2018/wordml" xmlns:w16sdtdh="http://schemas.microsoft.com/office/word/2020/wordml/sdtdatahash" xmlns:w16se="http://schemas.microsoft.com/office/word/2015/wordml/symex" mc:Ignorable="w14 w15 w16se w16cid w16 w16cex w16sdtdh">
+<w:styles xmlns:mc="http://schemas.openxmlformats.org/markup-compatibility/2006" xmlns:r="http://schemas.openxmlformats.org/officeDocument/2006/relationships" xmlns:w="http://schemas.openxmlformats.org/wordprocessingml/2006/main" xmlns:w14="http://schemas.microsoft.com/office/word/2010/wordml" xmlns:w15="http://schemas.microsoft.com/office/word/2012/wordml" xmlns:w16cex="http://schemas.microsoft.com/office/word/2018/wordml/cex" xmlns:w16cid="http://schemas.microsoft.com/office/word/2016/wordml/cid" xmlns:w16="http://schemas.microsoft.com/office/word/2018/wordml" xmlns:w16du="http://schemas.microsoft.com/office/word/2023/wordml/word16du" xmlns:w16sdtdh="http://schemas.microsoft.com/office/word/2020/wordml/sdtdatahash" xmlns:w16sdtfl="http://schemas.microsoft.com/office/word/2024/wordml/sdtformatlock" xmlns:w16se="http://schemas.microsoft.com/office/word/2015/wordml/symex" mc:Ignorable="w14 w15 w16se w16cid w16 w16cex w16sdtdh w16sdtfl w16du">
   <w:docDefaults>
     <w:rPrDefault>
       <w:rPr>
@@ -9933,7 +9249,7 @@
       <w:spacing w:after="0" w:line="240" w:lineRule="auto"/>
     </w:pPr>
   </w:style>
-  <w:style w:type="character" w:styleId="Textoennegrita">
+  <w:style w:type="character" w:styleId="Fuerte">
     <w:name w:val="Strong"/>
     <w:basedOn w:val="Fuentedeprrafopredeter"/>
     <w:uiPriority w:val="22"/>
